--- a/Calendario2025/Ejercicios/E8_VPN/8_Configure_GRE.docx
+++ b/Calendario2025/Ejercicios/E8_VPN/8_Configure_GRE.docx
@@ -1,6 +1,6 @@
 
 <file path=word/document.xml><?xml version="1.0" encoding="utf-8"?>
-<w:document xmlns:wpc="http://schemas.microsoft.com/office/word/2010/wordprocessingCanvas" xmlns:cx="http://schemas.microsoft.com/office/drawing/2014/chartex" xmlns:cx1="http://schemas.microsoft.com/office/drawing/2015/9/8/chartex" xmlns:cx2="http://schemas.microsoft.com/office/drawing/2015/10/21/chartex" xmlns:cx3="http://schemas.microsoft.com/office/drawing/2016/5/9/chartex" xmlns:cx4="http://schemas.microsoft.com/office/drawing/2016/5/10/chartex" xmlns:cx5="http://schemas.microsoft.com/office/drawing/2016/5/11/chartex" xmlns:cx6="http://schemas.microsoft.com/office/drawing/2016/5/12/chartex" xmlns:cx7="http://schemas.microsoft.com/office/drawing/2016/5/13/chartex" xmlns:cx8="http://schemas.microsoft.com/office/drawing/2016/5/14/chartex" xmlns:mc="http://schemas.openxmlformats.org/markup-compatibility/2006" xmlns:aink="http://schemas.microsoft.com/office/drawing/2016/ink" xmlns:am3d="http://schemas.microsoft.com/office/drawing/2017/model3d" xmlns:o="urn:schemas-microsoft-com:office:office" xmlns:oel="http://schemas.microsoft.com/office/2019/extlst" xmlns:r="http://schemas.openxmlformats.org/officeDocument/2006/relationships" xmlns:m="http://schemas.openxmlformats.org/officeDocument/2006/math" xmlns:v="urn:schemas-microsoft-com:vml" xmlns:wp14="http://schemas.microsoft.com/office/word/2010/wordprocessingDrawing" xmlns:wp="http://schemas.openxmlformats.org/drawingml/2006/wordprocessingDrawing" xmlns:w10="urn:schemas-microsoft-com:office:word" xmlns:w="http://schemas.openxmlformats.org/wordprocessingml/2006/main" xmlns:w14="http://schemas.microsoft.com/office/word/2010/wordml" xmlns:w15="http://schemas.microsoft.com/office/word/2012/wordml" xmlns:w16cex="http://schemas.microsoft.com/office/word/2018/wordml/cex" xmlns:w16cid="http://schemas.microsoft.com/office/word/2016/wordml/cid" xmlns:w16="http://schemas.microsoft.com/office/word/2018/wordml" xmlns:w16sdtdh="http://schemas.microsoft.com/office/word/2020/wordml/sdtdatahash" xmlns:w16se="http://schemas.microsoft.com/office/word/2015/wordml/symex" xmlns:wpg="http://schemas.microsoft.com/office/word/2010/wordprocessingGroup" xmlns:wpi="http://schemas.microsoft.com/office/word/2010/wordprocessingInk" xmlns:wne="http://schemas.microsoft.com/office/word/2006/wordml" xmlns:wps="http://schemas.microsoft.com/office/word/2010/wordprocessingShape" mc:Ignorable="w14 w15 w16se w16cid w16 w16cex w16sdtdh wp14">
+<w:document xmlns:wpc="http://schemas.microsoft.com/office/word/2010/wordprocessingCanvas" xmlns:cx="http://schemas.microsoft.com/office/drawing/2014/chartex" xmlns:cx1="http://schemas.microsoft.com/office/drawing/2015/9/8/chartex" xmlns:cx2="http://schemas.microsoft.com/office/drawing/2015/10/21/chartex" xmlns:cx3="http://schemas.microsoft.com/office/drawing/2016/5/9/chartex" xmlns:cx4="http://schemas.microsoft.com/office/drawing/2016/5/10/chartex" xmlns:cx5="http://schemas.microsoft.com/office/drawing/2016/5/11/chartex" xmlns:cx6="http://schemas.microsoft.com/office/drawing/2016/5/12/chartex" xmlns:cx7="http://schemas.microsoft.com/office/drawing/2016/5/13/chartex" xmlns:cx8="http://schemas.microsoft.com/office/drawing/2016/5/14/chartex" xmlns:mc="http://schemas.openxmlformats.org/markup-compatibility/2006" xmlns:aink="http://schemas.microsoft.com/office/drawing/2016/ink" xmlns:am3d="http://schemas.microsoft.com/office/drawing/2017/model3d" xmlns:o="urn:schemas-microsoft-com:office:office" xmlns:oel="http://schemas.microsoft.com/office/2019/extlst" xmlns:r="http://schemas.openxmlformats.org/officeDocument/2006/relationships" xmlns:m="http://schemas.openxmlformats.org/officeDocument/2006/math" xmlns:v="urn:schemas-microsoft-com:vml" xmlns:wp14="http://schemas.microsoft.com/office/word/2010/wordprocessingDrawing" xmlns:wp="http://schemas.openxmlformats.org/drawingml/2006/wordprocessingDrawing" xmlns:w10="urn:schemas-microsoft-com:office:word" xmlns:w="http://schemas.openxmlformats.org/wordprocessingml/2006/main" xmlns:w14="http://schemas.microsoft.com/office/word/2010/wordml" xmlns:w15="http://schemas.microsoft.com/office/word/2012/wordml" xmlns:w16cex="http://schemas.microsoft.com/office/word/2018/wordml/cex" xmlns:w16cid="http://schemas.microsoft.com/office/word/2016/wordml/cid" xmlns:w16="http://schemas.microsoft.com/office/word/2018/wordml" xmlns:w16du="http://schemas.microsoft.com/office/word/2023/wordml/word16du" xmlns:w16sdtdh="http://schemas.microsoft.com/office/word/2020/wordml/sdtdatahash" xmlns:w16sdtfl="http://schemas.microsoft.com/office/word/2024/wordml/sdtformatlock" xmlns:w16se="http://schemas.microsoft.com/office/word/2015/wordml/symex" xmlns:wpg="http://schemas.microsoft.com/office/word/2010/wordprocessingGroup" xmlns:wpi="http://schemas.microsoft.com/office/word/2010/wordprocessingInk" xmlns:wne="http://schemas.microsoft.com/office/word/2006/wordml" xmlns:wps="http://schemas.microsoft.com/office/word/2010/wordprocessingShape" mc:Ignorable="w14 w15 w16se w16cid w16 w16cex w16sdtdh w16sdtfl w16du wp14">
   <w:body>
     <w:p>
       <w:pPr>
@@ -88,16 +88,15 @@
         <w:rPr>
           <w:b/>
           <w:bCs/>
-          <w:noProof/>
           <w:sz w:val="32"/>
           <w:szCs w:val="32"/>
           <w:lang w:val="es-ES"/>
         </w:rPr>
         <w:drawing>
-          <wp:inline distT="0" distB="0" distL="0" distR="0" wp14:anchorId="54366F40" wp14:editId="6F57EE0A">
-            <wp:extent cx="6391275" cy="3086100"/>
-            <wp:effectExtent l="0" t="0" r="9525" b="0"/>
-            <wp:docPr id="43" name="Imagen 43"/>
+          <wp:inline distT="0" distB="0" distL="0" distR="0" wp14:anchorId="6BAF9548" wp14:editId="35BEDE8B">
+            <wp:extent cx="6400800" cy="3086735"/>
+            <wp:effectExtent l="0" t="0" r="0" b="0"/>
+            <wp:docPr id="1582106327" name="Picture 1" descr="A diagram of a network&#10;&#10;AI-generated content may be incorrect."/>
             <wp:cNvGraphicFramePr>
               <a:graphicFrameLocks xmlns:a="http://schemas.openxmlformats.org/drawingml/2006/main" noChangeAspect="1"/>
             </wp:cNvGraphicFramePr>
@@ -105,36 +104,23 @@
               <a:graphicData uri="http://schemas.openxmlformats.org/drawingml/2006/picture">
                 <pic:pic xmlns:pic="http://schemas.openxmlformats.org/drawingml/2006/picture">
                   <pic:nvPicPr>
-                    <pic:cNvPr id="0" name="Picture 19"/>
-                    <pic:cNvPicPr>
-                      <a:picLocks noChangeAspect="1" noChangeArrowheads="1"/>
-                    </pic:cNvPicPr>
+                    <pic:cNvPr id="1582106327" name="Picture 1" descr="A diagram of a network&#10;&#10;AI-generated content may be incorrect."/>
+                    <pic:cNvPicPr/>
                   </pic:nvPicPr>
                   <pic:blipFill>
-                    <a:blip r:embed="rId5">
-                      <a:extLst>
-                        <a:ext uri="{28A0092B-C50C-407E-A947-70E740481C1C}">
-                          <a14:useLocalDpi xmlns:a14="http://schemas.microsoft.com/office/drawing/2010/main" val="0"/>
-                        </a:ext>
-                      </a:extLst>
-                    </a:blip>
-                    <a:srcRect/>
+                    <a:blip r:embed="rId5"/>
                     <a:stretch>
                       <a:fillRect/>
                     </a:stretch>
                   </pic:blipFill>
-                  <pic:spPr bwMode="auto">
+                  <pic:spPr>
                     <a:xfrm>
                       <a:off x="0" y="0"/>
-                      <a:ext cx="6391275" cy="3086100"/>
+                      <a:ext cx="6400800" cy="3086735"/>
                     </a:xfrm>
                     <a:prstGeom prst="rect">
                       <a:avLst/>
                     </a:prstGeom>
-                    <a:noFill/>
-                    <a:ln>
-                      <a:noFill/>
-                    </a:ln>
                   </pic:spPr>
                 </pic:pic>
               </a:graphicData>
@@ -686,27 +672,7 @@
           <w:szCs w:val="20"/>
           <w:lang w:val="es-ES"/>
         </w:rPr>
-        <w:t xml:space="preserve">. Esta no es una interfaz física, sino una interfaz virtual como una interfaz </w:t>
-      </w:r>
-      <w:proofErr w:type="spellStart"/>
-      <w:r>
-        <w:rPr>
-          <w:rFonts w:ascii="Arial" w:hAnsi="Arial" w:cs="Arial"/>
-          <w:sz w:val="20"/>
-          <w:szCs w:val="20"/>
-          <w:lang w:val="es-ES"/>
-        </w:rPr>
-        <w:t>Loopback</w:t>
-      </w:r>
-      <w:proofErr w:type="spellEnd"/>
-      <w:r>
-        <w:rPr>
-          <w:rFonts w:ascii="Arial" w:hAnsi="Arial" w:cs="Arial"/>
-          <w:sz w:val="20"/>
-          <w:szCs w:val="20"/>
-          <w:lang w:val="es-ES"/>
-        </w:rPr>
-        <w:t>.</w:t>
+        <w:t>. Esta no es una interfaz física, sino una interfaz virtual como una interfaz Loopback.</w:t>
       </w:r>
     </w:p>
     <w:p>
@@ -753,31 +719,7 @@
           <w:szCs w:val="20"/>
           <w:lang w:val="es-ES"/>
         </w:rPr>
-        <w:t xml:space="preserve">qué </w:t>
-      </w:r>
-      <w:proofErr w:type="gramStart"/>
-      <w:r>
-        <w:rPr>
-          <w:rFonts w:ascii="Arial" w:hAnsi="Arial" w:cs="Arial"/>
-          <w:b/>
-          <w:bCs/>
-          <w:sz w:val="20"/>
-          <w:szCs w:val="20"/>
-          <w:lang w:val="es-ES"/>
-        </w:rPr>
-        <w:t>interface</w:t>
-      </w:r>
-      <w:proofErr w:type="gramEnd"/>
-      <w:r>
-        <w:rPr>
-          <w:rFonts w:ascii="Arial" w:hAnsi="Arial" w:cs="Arial"/>
-          <w:b/>
-          <w:bCs/>
-          <w:sz w:val="20"/>
-          <w:szCs w:val="20"/>
-          <w:lang w:val="es-ES"/>
-        </w:rPr>
-        <w:t xml:space="preserve"> física </w:t>
+        <w:t xml:space="preserve">qué interface física </w:t>
       </w:r>
       <w:r>
         <w:rPr>
@@ -819,27 +761,7 @@
           <w:szCs w:val="20"/>
           <w:lang w:val="es-ES"/>
         </w:rPr>
-        <w:t xml:space="preserve"> Usaremos la </w:t>
-      </w:r>
-      <w:proofErr w:type="gramStart"/>
-      <w:r>
-        <w:rPr>
-          <w:rFonts w:ascii="Arial" w:hAnsi="Arial" w:cs="Arial"/>
-          <w:sz w:val="20"/>
-          <w:szCs w:val="20"/>
-          <w:lang w:val="es-ES"/>
-        </w:rPr>
-        <w:t>interface</w:t>
-      </w:r>
-      <w:proofErr w:type="gramEnd"/>
-      <w:r>
-        <w:rPr>
-          <w:rFonts w:ascii="Arial" w:hAnsi="Arial" w:cs="Arial"/>
-          <w:sz w:val="20"/>
-          <w:szCs w:val="20"/>
-          <w:lang w:val="es-ES"/>
-        </w:rPr>
-        <w:t xml:space="preserve"> conectada al proveedor de servicios</w:t>
+        <w:t xml:space="preserve"> Usaremos la interface conectada al proveedor de servicios</w:t>
       </w:r>
       <w:r>
         <w:rPr>
@@ -1132,75 +1054,14 @@
         </w:rPr>
         <w:t xml:space="preserve">: </w:t>
       </w:r>
-      <w:proofErr w:type="spellStart"/>
-      <w:r>
-        <w:rPr>
-          <w:rFonts w:ascii="Arial" w:hAnsi="Arial" w:cs="Arial"/>
-          <w:b/>
-          <w:bCs/>
-          <w:lang w:val="es-ES"/>
-        </w:rPr>
-        <w:t>sh</w:t>
-      </w:r>
-      <w:proofErr w:type="spellEnd"/>
-      <w:r>
-        <w:rPr>
-          <w:rFonts w:ascii="Arial" w:hAnsi="Arial" w:cs="Arial"/>
-          <w:b/>
-          <w:bCs/>
-          <w:lang w:val="es-ES"/>
-        </w:rPr>
-        <w:t xml:space="preserve"> </w:t>
-      </w:r>
-      <w:proofErr w:type="spellStart"/>
-      <w:r>
-        <w:rPr>
-          <w:rFonts w:ascii="Arial" w:hAnsi="Arial" w:cs="Arial"/>
-          <w:b/>
-          <w:bCs/>
-          <w:lang w:val="es-ES"/>
-        </w:rPr>
-        <w:t>ip</w:t>
-      </w:r>
-      <w:proofErr w:type="spellEnd"/>
-      <w:r>
-        <w:rPr>
-          <w:rFonts w:ascii="Arial" w:hAnsi="Arial" w:cs="Arial"/>
-          <w:b/>
-          <w:bCs/>
-          <w:lang w:val="es-ES"/>
-        </w:rPr>
-        <w:t xml:space="preserve"> </w:t>
-      </w:r>
-      <w:proofErr w:type="gramStart"/>
-      <w:r>
-        <w:rPr>
-          <w:rFonts w:ascii="Arial" w:hAnsi="Arial" w:cs="Arial"/>
-          <w:b/>
-          <w:bCs/>
-          <w:lang w:val="es-ES"/>
-        </w:rPr>
-        <w:t>interface</w:t>
-      </w:r>
-      <w:proofErr w:type="gramEnd"/>
-      <w:r>
-        <w:rPr>
-          <w:rFonts w:ascii="Arial" w:hAnsi="Arial" w:cs="Arial"/>
-          <w:b/>
-          <w:bCs/>
-          <w:lang w:val="es-ES"/>
-        </w:rPr>
-        <w:t xml:space="preserve"> </w:t>
-      </w:r>
-      <w:proofErr w:type="spellStart"/>
-      <w:r>
-        <w:rPr>
-          <w:rFonts w:ascii="Arial" w:hAnsi="Arial" w:cs="Arial"/>
-          <w:b/>
-          <w:bCs/>
-          <w:lang w:val="es-ES"/>
-        </w:rPr>
-        <w:t>brie</w:t>
+      <w:r>
+        <w:rPr>
+          <w:rFonts w:ascii="Arial" w:hAnsi="Arial" w:cs="Arial"/>
+          <w:b/>
+          <w:bCs/>
+          <w:lang w:val="es-ES"/>
+        </w:rPr>
+        <w:t>sh ip interface brie</w:t>
       </w:r>
       <w:r>
         <w:rPr>
@@ -1211,7 +1072,6 @@
         </w:rPr>
         <w:t>f</w:t>
       </w:r>
-      <w:proofErr w:type="spellEnd"/>
     </w:p>
     <w:p>
       <w:pPr>
@@ -1398,31 +1258,7 @@
           <w:szCs w:val="20"/>
           <w:lang w:val="es-ES"/>
         </w:rPr>
-        <w:t xml:space="preserve">qué </w:t>
-      </w:r>
-      <w:proofErr w:type="gramStart"/>
-      <w:r>
-        <w:rPr>
-          <w:rFonts w:ascii="Arial" w:hAnsi="Arial" w:cs="Arial"/>
-          <w:b/>
-          <w:bCs/>
-          <w:sz w:val="20"/>
-          <w:szCs w:val="20"/>
-          <w:lang w:val="es-ES"/>
-        </w:rPr>
-        <w:t>interface</w:t>
-      </w:r>
-      <w:proofErr w:type="gramEnd"/>
-      <w:r>
-        <w:rPr>
-          <w:rFonts w:ascii="Arial" w:hAnsi="Arial" w:cs="Arial"/>
-          <w:b/>
-          <w:bCs/>
-          <w:sz w:val="20"/>
-          <w:szCs w:val="20"/>
-          <w:lang w:val="es-ES"/>
-        </w:rPr>
-        <w:t xml:space="preserve"> física en</w:t>
+        <w:t>qué interface física en</w:t>
       </w:r>
       <w:r>
         <w:rPr>
@@ -1475,27 +1311,7 @@
           <w:szCs w:val="20"/>
           <w:lang w:val="es-ES"/>
         </w:rPr>
-        <w:t xml:space="preserve"> Usaremos la </w:t>
-      </w:r>
-      <w:proofErr w:type="gramStart"/>
-      <w:r>
-        <w:rPr>
-          <w:rFonts w:ascii="Arial" w:hAnsi="Arial" w:cs="Arial"/>
-          <w:sz w:val="20"/>
-          <w:szCs w:val="20"/>
-          <w:lang w:val="es-ES"/>
-        </w:rPr>
-        <w:t>interface</w:t>
-      </w:r>
-      <w:proofErr w:type="gramEnd"/>
-      <w:r>
-        <w:rPr>
-          <w:rFonts w:ascii="Arial" w:hAnsi="Arial" w:cs="Arial"/>
-          <w:sz w:val="20"/>
-          <w:szCs w:val="20"/>
-          <w:lang w:val="es-ES"/>
-        </w:rPr>
-        <w:t xml:space="preserve"> conectada al proveedor de servicios</w:t>
+        <w:t xml:space="preserve"> Usaremos la interface conectada al proveedor de servicios</w:t>
       </w:r>
       <w:r>
         <w:rPr>
@@ -1783,77 +1599,15 @@
         </w:rPr>
         <w:t xml:space="preserve">: </w:t>
       </w:r>
-      <w:proofErr w:type="spellStart"/>
-      <w:r>
-        <w:rPr>
-          <w:rFonts w:ascii="Arial" w:hAnsi="Arial" w:cs="Arial"/>
-          <w:b/>
-          <w:bCs/>
-          <w:lang w:val="es-ES"/>
-        </w:rPr>
-        <w:t>sh</w:t>
-      </w:r>
-      <w:proofErr w:type="spellEnd"/>
-      <w:r>
-        <w:rPr>
-          <w:rFonts w:ascii="Arial" w:hAnsi="Arial" w:cs="Arial"/>
-          <w:b/>
-          <w:bCs/>
-          <w:lang w:val="es-ES"/>
-        </w:rPr>
-        <w:t xml:space="preserve"> </w:t>
-      </w:r>
-      <w:proofErr w:type="spellStart"/>
-      <w:r>
-        <w:rPr>
-          <w:rFonts w:ascii="Arial" w:hAnsi="Arial" w:cs="Arial"/>
-          <w:b/>
-          <w:bCs/>
-          <w:lang w:val="es-ES"/>
-        </w:rPr>
-        <w:t>ip</w:t>
-      </w:r>
-      <w:proofErr w:type="spellEnd"/>
-      <w:r>
-        <w:rPr>
-          <w:rFonts w:ascii="Arial" w:hAnsi="Arial" w:cs="Arial"/>
-          <w:b/>
-          <w:bCs/>
-          <w:lang w:val="es-ES"/>
-        </w:rPr>
-        <w:t xml:space="preserve"> </w:t>
-      </w:r>
-      <w:proofErr w:type="gramStart"/>
-      <w:r>
-        <w:rPr>
-          <w:rFonts w:ascii="Arial" w:hAnsi="Arial" w:cs="Arial"/>
-          <w:b/>
-          <w:bCs/>
-          <w:lang w:val="es-ES"/>
-        </w:rPr>
-        <w:t>interface</w:t>
-      </w:r>
-      <w:proofErr w:type="gramEnd"/>
-      <w:r>
-        <w:rPr>
-          <w:rFonts w:ascii="Arial" w:hAnsi="Arial" w:cs="Arial"/>
-          <w:b/>
-          <w:bCs/>
-          <w:lang w:val="es-ES"/>
-        </w:rPr>
-        <w:t xml:space="preserve"> </w:t>
-      </w:r>
-      <w:proofErr w:type="spellStart"/>
-      <w:r>
-        <w:rPr>
-          <w:rFonts w:ascii="Arial" w:hAnsi="Arial" w:cs="Arial"/>
-          <w:b/>
-          <w:bCs/>
-          <w:lang w:val="es-ES"/>
-        </w:rPr>
-        <w:t>brief</w:t>
-      </w:r>
-      <w:proofErr w:type="spellEnd"/>
+      <w:r>
+        <w:rPr>
+          <w:rFonts w:ascii="Arial" w:hAnsi="Arial" w:cs="Arial"/>
+          <w:b/>
+          <w:bCs/>
+          <w:lang w:val="es-ES"/>
+        </w:rPr>
+        <w:t>sh ip interface brief</w:t>
+      </w:r>
     </w:p>
     <w:p>
       <w:pPr>
@@ -1878,57 +1632,15 @@
         </w:rPr>
         <w:t xml:space="preserve">Revisar la tabla de ruteo: </w:t>
       </w:r>
-      <w:proofErr w:type="spellStart"/>
-      <w:r>
-        <w:rPr>
-          <w:rFonts w:ascii="Arial" w:hAnsi="Arial" w:cs="Arial"/>
-          <w:b/>
-          <w:bCs/>
-          <w:lang w:val="es-ES"/>
-        </w:rPr>
-        <w:t>sh</w:t>
-      </w:r>
-      <w:proofErr w:type="spellEnd"/>
-      <w:r>
-        <w:rPr>
-          <w:rFonts w:ascii="Arial" w:hAnsi="Arial" w:cs="Arial"/>
-          <w:b/>
-          <w:bCs/>
-          <w:lang w:val="es-ES"/>
-        </w:rPr>
-        <w:t xml:space="preserve"> </w:t>
-      </w:r>
-      <w:proofErr w:type="spellStart"/>
-      <w:r>
-        <w:rPr>
-          <w:rFonts w:ascii="Arial" w:hAnsi="Arial" w:cs="Arial"/>
-          <w:b/>
-          <w:bCs/>
-          <w:lang w:val="es-ES"/>
-        </w:rPr>
-        <w:t>ip</w:t>
-      </w:r>
-      <w:proofErr w:type="spellEnd"/>
-      <w:r>
-        <w:rPr>
-          <w:rFonts w:ascii="Arial" w:hAnsi="Arial" w:cs="Arial"/>
-          <w:b/>
-          <w:bCs/>
-          <w:lang w:val="es-ES"/>
-        </w:rPr>
-        <w:t xml:space="preserve"> </w:t>
-      </w:r>
-      <w:proofErr w:type="spellStart"/>
-      <w:r>
-        <w:rPr>
-          <w:rFonts w:ascii="Arial" w:hAnsi="Arial" w:cs="Arial"/>
-          <w:b/>
-          <w:bCs/>
-          <w:lang w:val="es-ES"/>
-        </w:rPr>
-        <w:t>route</w:t>
-      </w:r>
-      <w:proofErr w:type="spellEnd"/>
+      <w:r>
+        <w:rPr>
+          <w:rFonts w:ascii="Arial" w:hAnsi="Arial" w:cs="Arial"/>
+          <w:b/>
+          <w:bCs/>
+          <w:lang w:val="es-ES"/>
+        </w:rPr>
+        <w:t>sh ip route</w:t>
+      </w:r>
     </w:p>
     <w:p>
       <w:pPr>
@@ -2031,27 +1743,7 @@
           <w:szCs w:val="20"/>
           <w:lang w:val="es-ES"/>
         </w:rPr>
-        <w:t>. Crea una ruta por default del próximo salto (</w:t>
-      </w:r>
-      <w:proofErr w:type="spellStart"/>
-      <w:r>
-        <w:rPr>
-          <w:rFonts w:ascii="Arial" w:hAnsi="Arial" w:cs="Arial"/>
-          <w:sz w:val="20"/>
-          <w:szCs w:val="20"/>
-          <w:lang w:val="es-ES"/>
-        </w:rPr>
-        <w:t>next</w:t>
-      </w:r>
-      <w:proofErr w:type="spellEnd"/>
-      <w:r>
-        <w:rPr>
-          <w:rFonts w:ascii="Arial" w:hAnsi="Arial" w:cs="Arial"/>
-          <w:sz w:val="20"/>
-          <w:szCs w:val="20"/>
-          <w:lang w:val="es-ES"/>
-        </w:rPr>
-        <w:t>-hop).</w:t>
+        <w:t>. Crea una ruta por default del próximo salto (next-hop).</w:t>
       </w:r>
     </w:p>
     <w:p>
@@ -2078,77 +1770,15 @@
         </w:rPr>
         <w:t xml:space="preserve">Revisar el estatus: </w:t>
       </w:r>
-      <w:proofErr w:type="spellStart"/>
-      <w:r>
-        <w:rPr>
-          <w:rFonts w:ascii="Arial" w:hAnsi="Arial" w:cs="Arial"/>
-          <w:b/>
-          <w:bCs/>
-          <w:lang w:val="es-ES"/>
-        </w:rPr>
-        <w:t>sh</w:t>
-      </w:r>
-      <w:proofErr w:type="spellEnd"/>
-      <w:r>
-        <w:rPr>
-          <w:rFonts w:ascii="Arial" w:hAnsi="Arial" w:cs="Arial"/>
-          <w:b/>
-          <w:bCs/>
-          <w:lang w:val="es-ES"/>
-        </w:rPr>
-        <w:t xml:space="preserve"> </w:t>
-      </w:r>
-      <w:proofErr w:type="spellStart"/>
-      <w:r>
-        <w:rPr>
-          <w:rFonts w:ascii="Arial" w:hAnsi="Arial" w:cs="Arial"/>
-          <w:b/>
-          <w:bCs/>
-          <w:lang w:val="es-ES"/>
-        </w:rPr>
-        <w:t>ip</w:t>
-      </w:r>
-      <w:proofErr w:type="spellEnd"/>
-      <w:r>
-        <w:rPr>
-          <w:rFonts w:ascii="Arial" w:hAnsi="Arial" w:cs="Arial"/>
-          <w:b/>
-          <w:bCs/>
-          <w:lang w:val="es-ES"/>
-        </w:rPr>
-        <w:t xml:space="preserve"> </w:t>
-      </w:r>
-      <w:proofErr w:type="gramStart"/>
-      <w:r>
-        <w:rPr>
-          <w:rFonts w:ascii="Arial" w:hAnsi="Arial" w:cs="Arial"/>
-          <w:b/>
-          <w:bCs/>
-          <w:lang w:val="es-ES"/>
-        </w:rPr>
-        <w:t>interface</w:t>
-      </w:r>
-      <w:proofErr w:type="gramEnd"/>
-      <w:r>
-        <w:rPr>
-          <w:rFonts w:ascii="Arial" w:hAnsi="Arial" w:cs="Arial"/>
-          <w:b/>
-          <w:bCs/>
-          <w:lang w:val="es-ES"/>
-        </w:rPr>
-        <w:t xml:space="preserve"> </w:t>
-      </w:r>
-      <w:proofErr w:type="spellStart"/>
-      <w:r>
-        <w:rPr>
-          <w:rFonts w:ascii="Arial" w:hAnsi="Arial" w:cs="Arial"/>
-          <w:b/>
-          <w:bCs/>
-          <w:lang w:val="es-ES"/>
-        </w:rPr>
-        <w:t>brief</w:t>
-      </w:r>
-      <w:proofErr w:type="spellEnd"/>
+      <w:r>
+        <w:rPr>
+          <w:rFonts w:ascii="Arial" w:hAnsi="Arial" w:cs="Arial"/>
+          <w:b/>
+          <w:bCs/>
+          <w:lang w:val="es-ES"/>
+        </w:rPr>
+        <w:t>sh ip interface brief</w:t>
+      </w:r>
     </w:p>
     <w:p>
       <w:pPr>
@@ -2176,57 +1806,15 @@
         </w:rPr>
         <w:t xml:space="preserve">Revisar la tabla de ruteo: </w:t>
       </w:r>
-      <w:proofErr w:type="spellStart"/>
-      <w:r>
-        <w:rPr>
-          <w:rFonts w:ascii="Arial" w:hAnsi="Arial" w:cs="Arial"/>
-          <w:b/>
-          <w:bCs/>
-          <w:lang w:val="es-ES"/>
-        </w:rPr>
-        <w:t>sh</w:t>
-      </w:r>
-      <w:proofErr w:type="spellEnd"/>
-      <w:r>
-        <w:rPr>
-          <w:rFonts w:ascii="Arial" w:hAnsi="Arial" w:cs="Arial"/>
-          <w:b/>
-          <w:bCs/>
-          <w:lang w:val="es-ES"/>
-        </w:rPr>
-        <w:t xml:space="preserve"> </w:t>
-      </w:r>
-      <w:proofErr w:type="spellStart"/>
-      <w:r>
-        <w:rPr>
-          <w:rFonts w:ascii="Arial" w:hAnsi="Arial" w:cs="Arial"/>
-          <w:b/>
-          <w:bCs/>
-          <w:lang w:val="es-ES"/>
-        </w:rPr>
-        <w:t>ip</w:t>
-      </w:r>
-      <w:proofErr w:type="spellEnd"/>
-      <w:r>
-        <w:rPr>
-          <w:rFonts w:ascii="Arial" w:hAnsi="Arial" w:cs="Arial"/>
-          <w:b/>
-          <w:bCs/>
-          <w:lang w:val="es-ES"/>
-        </w:rPr>
-        <w:t xml:space="preserve"> </w:t>
-      </w:r>
-      <w:proofErr w:type="spellStart"/>
-      <w:r>
-        <w:rPr>
-          <w:rFonts w:ascii="Arial" w:hAnsi="Arial" w:cs="Arial"/>
-          <w:b/>
-          <w:bCs/>
-          <w:lang w:val="es-ES"/>
-        </w:rPr>
-        <w:t>route</w:t>
-      </w:r>
-      <w:proofErr w:type="spellEnd"/>
+      <w:r>
+        <w:rPr>
+          <w:rFonts w:ascii="Arial" w:hAnsi="Arial" w:cs="Arial"/>
+          <w:b/>
+          <w:bCs/>
+          <w:lang w:val="es-ES"/>
+        </w:rPr>
+        <w:t>sh ip route</w:t>
+      </w:r>
     </w:p>
     <w:p>
       <w:pPr>
@@ -2364,47 +1952,15 @@
         </w:rPr>
         <w:t xml:space="preserve">: </w:t>
       </w:r>
-      <w:proofErr w:type="spellStart"/>
-      <w:r>
-        <w:rPr>
-          <w:rFonts w:ascii="Arial" w:hAnsi="Arial" w:cs="Arial"/>
-          <w:b/>
-          <w:bCs/>
-          <w:lang w:val="es-ES"/>
-        </w:rPr>
-        <w:t>sh</w:t>
-      </w:r>
-      <w:proofErr w:type="spellEnd"/>
-      <w:r>
-        <w:rPr>
-          <w:rFonts w:ascii="Arial" w:hAnsi="Arial" w:cs="Arial"/>
-          <w:b/>
-          <w:bCs/>
-          <w:lang w:val="es-ES"/>
-        </w:rPr>
-        <w:t xml:space="preserve"> </w:t>
-      </w:r>
-      <w:proofErr w:type="spellStart"/>
-      <w:r>
-        <w:rPr>
-          <w:rFonts w:ascii="Arial" w:hAnsi="Arial" w:cs="Arial"/>
-          <w:b/>
-          <w:bCs/>
-          <w:lang w:val="es-ES"/>
-        </w:rPr>
-        <w:t>ip</w:t>
-      </w:r>
-      <w:proofErr w:type="spellEnd"/>
-      <w:r>
-        <w:rPr>
-          <w:rFonts w:ascii="Arial" w:hAnsi="Arial" w:cs="Arial"/>
-          <w:b/>
-          <w:bCs/>
-          <w:lang w:val="es-ES"/>
-        </w:rPr>
-        <w:t xml:space="preserve"> </w:t>
-      </w:r>
-      <w:proofErr w:type="spellStart"/>
+      <w:r>
+        <w:rPr>
+          <w:rFonts w:ascii="Arial" w:hAnsi="Arial" w:cs="Arial"/>
+          <w:b/>
+          <w:bCs/>
+          <w:lang w:val="es-ES"/>
+        </w:rPr>
+        <w:t xml:space="preserve">sh ip </w:t>
+      </w:r>
       <w:r>
         <w:rPr>
           <w:rFonts w:ascii="Arial" w:hAnsi="Arial" w:cs="Arial"/>
@@ -2414,7 +1970,6 @@
         </w:rPr>
         <w:t>route</w:t>
       </w:r>
-      <w:proofErr w:type="spellEnd"/>
     </w:p>
     <w:p>
       <w:pPr>
@@ -2459,27 +2014,7 @@
           <w:szCs w:val="20"/>
           <w:lang w:val="es-ES"/>
         </w:rPr>
-        <w:t>: 200.0.0.0. Crea una ruta por default del próximo salto (</w:t>
-      </w:r>
-      <w:proofErr w:type="spellStart"/>
-      <w:r>
-        <w:rPr>
-          <w:rFonts w:ascii="Arial" w:hAnsi="Arial" w:cs="Arial"/>
-          <w:sz w:val="20"/>
-          <w:szCs w:val="20"/>
-          <w:lang w:val="es-ES"/>
-        </w:rPr>
-        <w:t>next</w:t>
-      </w:r>
-      <w:proofErr w:type="spellEnd"/>
-      <w:r>
-        <w:rPr>
-          <w:rFonts w:ascii="Arial" w:hAnsi="Arial" w:cs="Arial"/>
-          <w:sz w:val="20"/>
-          <w:szCs w:val="20"/>
-          <w:lang w:val="es-ES"/>
-        </w:rPr>
-        <w:t>-hop).</w:t>
+        <w:t>: 200.0.0.0. Crea una ruta por default del próximo salto (next-hop).</w:t>
       </w:r>
     </w:p>
     <w:p>
@@ -2525,77 +2060,15 @@
         </w:rPr>
         <w:t xml:space="preserve">: </w:t>
       </w:r>
-      <w:proofErr w:type="spellStart"/>
-      <w:r>
-        <w:rPr>
-          <w:rFonts w:ascii="Arial" w:hAnsi="Arial" w:cs="Arial"/>
-          <w:b/>
-          <w:bCs/>
-          <w:lang w:val="es-ES"/>
-        </w:rPr>
-        <w:t>sh</w:t>
-      </w:r>
-      <w:proofErr w:type="spellEnd"/>
-      <w:r>
-        <w:rPr>
-          <w:rFonts w:ascii="Arial" w:hAnsi="Arial" w:cs="Arial"/>
-          <w:b/>
-          <w:bCs/>
-          <w:lang w:val="es-ES"/>
-        </w:rPr>
-        <w:t xml:space="preserve"> </w:t>
-      </w:r>
-      <w:proofErr w:type="spellStart"/>
-      <w:r>
-        <w:rPr>
-          <w:rFonts w:ascii="Arial" w:hAnsi="Arial" w:cs="Arial"/>
-          <w:b/>
-          <w:bCs/>
-          <w:lang w:val="es-ES"/>
-        </w:rPr>
-        <w:t>ip</w:t>
-      </w:r>
-      <w:proofErr w:type="spellEnd"/>
-      <w:r>
-        <w:rPr>
-          <w:rFonts w:ascii="Arial" w:hAnsi="Arial" w:cs="Arial"/>
-          <w:b/>
-          <w:bCs/>
-          <w:lang w:val="es-ES"/>
-        </w:rPr>
-        <w:t xml:space="preserve"> </w:t>
-      </w:r>
-      <w:proofErr w:type="gramStart"/>
-      <w:r>
-        <w:rPr>
-          <w:rFonts w:ascii="Arial" w:hAnsi="Arial" w:cs="Arial"/>
-          <w:b/>
-          <w:bCs/>
-          <w:lang w:val="es-ES"/>
-        </w:rPr>
-        <w:t>interface</w:t>
-      </w:r>
-      <w:proofErr w:type="gramEnd"/>
-      <w:r>
-        <w:rPr>
-          <w:rFonts w:ascii="Arial" w:hAnsi="Arial" w:cs="Arial"/>
-          <w:b/>
-          <w:bCs/>
-          <w:lang w:val="es-ES"/>
-        </w:rPr>
-        <w:t xml:space="preserve"> </w:t>
-      </w:r>
-      <w:proofErr w:type="spellStart"/>
-      <w:r>
-        <w:rPr>
-          <w:rFonts w:ascii="Arial" w:hAnsi="Arial" w:cs="Arial"/>
-          <w:b/>
-          <w:bCs/>
-          <w:lang w:val="es-ES"/>
-        </w:rPr>
-        <w:t>brief</w:t>
-      </w:r>
-      <w:proofErr w:type="spellEnd"/>
+      <w:r>
+        <w:rPr>
+          <w:rFonts w:ascii="Arial" w:hAnsi="Arial" w:cs="Arial"/>
+          <w:b/>
+          <w:bCs/>
+          <w:lang w:val="es-ES"/>
+        </w:rPr>
+        <w:t>sh ip interface brief</w:t>
+      </w:r>
     </w:p>
     <w:p>
       <w:pPr>
@@ -2638,47 +2111,15 @@
         </w:rPr>
         <w:t xml:space="preserve">: </w:t>
       </w:r>
-      <w:proofErr w:type="spellStart"/>
-      <w:r>
-        <w:rPr>
-          <w:rFonts w:ascii="Arial" w:hAnsi="Arial" w:cs="Arial"/>
-          <w:b/>
-          <w:bCs/>
-          <w:lang w:val="es-ES"/>
-        </w:rPr>
-        <w:t>sh</w:t>
-      </w:r>
-      <w:proofErr w:type="spellEnd"/>
-      <w:r>
-        <w:rPr>
-          <w:rFonts w:ascii="Arial" w:hAnsi="Arial" w:cs="Arial"/>
-          <w:b/>
-          <w:bCs/>
-          <w:lang w:val="es-ES"/>
-        </w:rPr>
-        <w:t xml:space="preserve"> </w:t>
-      </w:r>
-      <w:proofErr w:type="spellStart"/>
-      <w:r>
-        <w:rPr>
-          <w:rFonts w:ascii="Arial" w:hAnsi="Arial" w:cs="Arial"/>
-          <w:b/>
-          <w:bCs/>
-          <w:lang w:val="es-ES"/>
-        </w:rPr>
-        <w:t>ip</w:t>
-      </w:r>
-      <w:proofErr w:type="spellEnd"/>
-      <w:r>
-        <w:rPr>
-          <w:rFonts w:ascii="Arial" w:hAnsi="Arial" w:cs="Arial"/>
-          <w:b/>
-          <w:bCs/>
-          <w:lang w:val="es-ES"/>
-        </w:rPr>
-        <w:t xml:space="preserve"> </w:t>
-      </w:r>
-      <w:proofErr w:type="spellStart"/>
+      <w:r>
+        <w:rPr>
+          <w:rFonts w:ascii="Arial" w:hAnsi="Arial" w:cs="Arial"/>
+          <w:b/>
+          <w:bCs/>
+          <w:lang w:val="es-ES"/>
+        </w:rPr>
+        <w:t xml:space="preserve">sh ip </w:t>
+      </w:r>
       <w:r>
         <w:rPr>
           <w:rFonts w:ascii="Arial" w:hAnsi="Arial" w:cs="Arial"/>
@@ -2688,7 +2129,6 @@
         </w:rPr>
         <w:t>route</w:t>
       </w:r>
-      <w:proofErr w:type="spellEnd"/>
     </w:p>
     <w:p>
       <w:pPr>
@@ -3261,27 +2701,7 @@
           <w:szCs w:val="20"/>
           <w:lang w:val="es-ES"/>
         </w:rPr>
-        <w:t xml:space="preserve">la </w:t>
-      </w:r>
-      <w:proofErr w:type="gramStart"/>
-      <w:r>
-        <w:rPr>
-          <w:rFonts w:ascii="Arial" w:hAnsi="Arial" w:cs="Arial"/>
-          <w:sz w:val="20"/>
-          <w:szCs w:val="20"/>
-          <w:lang w:val="es-ES"/>
-        </w:rPr>
-        <w:t>interface</w:t>
-      </w:r>
-      <w:proofErr w:type="gramEnd"/>
-      <w:r>
-        <w:rPr>
-          <w:rFonts w:ascii="Arial" w:hAnsi="Arial" w:cs="Arial"/>
-          <w:sz w:val="20"/>
-          <w:szCs w:val="20"/>
-          <w:lang w:val="es-ES"/>
-        </w:rPr>
-        <w:t xml:space="preserve"> g0/0/0 del r</w:t>
+        <w:t>la interface g0/0/0 del r</w:t>
       </w:r>
       <w:r>
         <w:rPr>
@@ -3755,29 +3175,16 @@
         </w:rPr>
         <w:t xml:space="preserve">Habilitar </w:t>
       </w:r>
-      <w:proofErr w:type="spellStart"/>
-      <w:r>
-        <w:rPr>
-          <w:rFonts w:ascii="Arial" w:hAnsi="Arial" w:cs="Arial"/>
-          <w:b/>
-          <w:bCs/>
-          <w:sz w:val="20"/>
-          <w:szCs w:val="20"/>
-          <w:lang w:val="es-ES"/>
-        </w:rPr>
-        <w:t>ospf</w:t>
-      </w:r>
-      <w:proofErr w:type="spellEnd"/>
-      <w:r>
-        <w:rPr>
-          <w:rFonts w:ascii="Arial" w:hAnsi="Arial" w:cs="Arial"/>
-          <w:b/>
-          <w:bCs/>
-          <w:sz w:val="20"/>
-          <w:szCs w:val="20"/>
-          <w:lang w:val="es-ES"/>
-        </w:rPr>
-        <w:t xml:space="preserve"> </w:t>
+      <w:r>
+        <w:rPr>
+          <w:rFonts w:ascii="Arial" w:hAnsi="Arial" w:cs="Arial"/>
+          <w:b/>
+          <w:bCs/>
+          <w:sz w:val="20"/>
+          <w:szCs w:val="20"/>
+          <w:lang w:val="es-ES"/>
+        </w:rPr>
+        <w:t xml:space="preserve">ospf </w:t>
       </w:r>
       <w:r>
         <w:rPr>
@@ -3826,29 +3233,16 @@
         </w:rPr>
         <w:t xml:space="preserve">Habilitar </w:t>
       </w:r>
-      <w:proofErr w:type="spellStart"/>
-      <w:r>
-        <w:rPr>
-          <w:rFonts w:ascii="Arial" w:hAnsi="Arial" w:cs="Arial"/>
-          <w:b/>
-          <w:bCs/>
-          <w:sz w:val="20"/>
-          <w:szCs w:val="20"/>
-          <w:lang w:val="es-ES"/>
-        </w:rPr>
-        <w:t>ospf</w:t>
-      </w:r>
-      <w:proofErr w:type="spellEnd"/>
-      <w:r>
-        <w:rPr>
-          <w:rFonts w:ascii="Arial" w:hAnsi="Arial" w:cs="Arial"/>
-          <w:b/>
-          <w:bCs/>
-          <w:sz w:val="20"/>
-          <w:szCs w:val="20"/>
-          <w:lang w:val="es-ES"/>
-        </w:rPr>
-        <w:t xml:space="preserve"> </w:t>
+      <w:r>
+        <w:rPr>
+          <w:rFonts w:ascii="Arial" w:hAnsi="Arial" w:cs="Arial"/>
+          <w:b/>
+          <w:bCs/>
+          <w:sz w:val="20"/>
+          <w:szCs w:val="20"/>
+          <w:lang w:val="es-ES"/>
+        </w:rPr>
+        <w:t xml:space="preserve">ospf </w:t>
       </w:r>
       <w:r>
         <w:rPr>
@@ -3935,47 +3329,15 @@
         </w:rPr>
         <w:t xml:space="preserve">: </w:t>
       </w:r>
-      <w:proofErr w:type="spellStart"/>
-      <w:r>
-        <w:rPr>
-          <w:rFonts w:ascii="Arial" w:hAnsi="Arial" w:cs="Arial"/>
-          <w:b/>
-          <w:bCs/>
-          <w:lang w:val="es-ES"/>
-        </w:rPr>
-        <w:t>sh</w:t>
-      </w:r>
-      <w:proofErr w:type="spellEnd"/>
-      <w:r>
-        <w:rPr>
-          <w:rFonts w:ascii="Arial" w:hAnsi="Arial" w:cs="Arial"/>
-          <w:b/>
-          <w:bCs/>
-          <w:lang w:val="es-ES"/>
-        </w:rPr>
-        <w:t xml:space="preserve"> </w:t>
-      </w:r>
-      <w:proofErr w:type="spellStart"/>
-      <w:r>
-        <w:rPr>
-          <w:rFonts w:ascii="Arial" w:hAnsi="Arial" w:cs="Arial"/>
-          <w:b/>
-          <w:bCs/>
-          <w:lang w:val="es-ES"/>
-        </w:rPr>
-        <w:t>ip</w:t>
-      </w:r>
-      <w:proofErr w:type="spellEnd"/>
-      <w:r>
-        <w:rPr>
-          <w:rFonts w:ascii="Arial" w:hAnsi="Arial" w:cs="Arial"/>
-          <w:b/>
-          <w:bCs/>
-          <w:lang w:val="es-ES"/>
-        </w:rPr>
-        <w:t xml:space="preserve"> </w:t>
-      </w:r>
-      <w:proofErr w:type="spellStart"/>
+      <w:r>
+        <w:rPr>
+          <w:rFonts w:ascii="Arial" w:hAnsi="Arial" w:cs="Arial"/>
+          <w:b/>
+          <w:bCs/>
+          <w:lang w:val="es-ES"/>
+        </w:rPr>
+        <w:t xml:space="preserve">sh ip </w:t>
+      </w:r>
       <w:r>
         <w:rPr>
           <w:rFonts w:ascii="Arial" w:hAnsi="Arial" w:cs="Arial"/>
@@ -3985,7 +3347,6 @@
         </w:rPr>
         <w:t>route</w:t>
       </w:r>
-      <w:proofErr w:type="spellEnd"/>
     </w:p>
     <w:p>
       <w:pPr>
@@ -4006,27 +3367,7 @@
           <w:szCs w:val="20"/>
           <w:lang w:val="es-ES"/>
         </w:rPr>
-        <w:t xml:space="preserve">El </w:t>
-      </w:r>
-      <w:proofErr w:type="spellStart"/>
-      <w:r>
-        <w:rPr>
-          <w:rFonts w:ascii="Arial" w:hAnsi="Arial" w:cs="Arial"/>
-          <w:sz w:val="20"/>
-          <w:szCs w:val="20"/>
-          <w:lang w:val="es-ES"/>
-        </w:rPr>
-        <w:t>router</w:t>
-      </w:r>
-      <w:proofErr w:type="spellEnd"/>
-      <w:r>
-        <w:rPr>
-          <w:rFonts w:ascii="Arial" w:hAnsi="Arial" w:cs="Arial"/>
-          <w:sz w:val="20"/>
-          <w:szCs w:val="20"/>
-          <w:lang w:val="es-ES"/>
-        </w:rPr>
-        <w:t xml:space="preserve"> </w:t>
+        <w:t xml:space="preserve">El router </w:t>
       </w:r>
       <w:r>
         <w:rPr>
@@ -4086,51 +3427,18 @@
           <w:szCs w:val="20"/>
           <w:lang w:val="es-ES"/>
         </w:rPr>
-        <w:t xml:space="preserve">, vía la </w:t>
-      </w:r>
-      <w:proofErr w:type="gramStart"/>
-      <w:r>
-        <w:rPr>
-          <w:rFonts w:ascii="Arial" w:hAnsi="Arial" w:cs="Arial"/>
-          <w:sz w:val="20"/>
-          <w:szCs w:val="20"/>
-          <w:lang w:val="es-ES"/>
-        </w:rPr>
-        <w:t>interface</w:t>
-      </w:r>
-      <w:proofErr w:type="gramEnd"/>
-      <w:r>
-        <w:rPr>
-          <w:rFonts w:ascii="Arial" w:hAnsi="Arial" w:cs="Arial"/>
-          <w:sz w:val="20"/>
-          <w:szCs w:val="20"/>
-          <w:lang w:val="es-ES"/>
-        </w:rPr>
-        <w:t xml:space="preserve"> del </w:t>
-      </w:r>
-      <w:proofErr w:type="spellStart"/>
-      <w:r>
-        <w:rPr>
-          <w:rFonts w:ascii="Arial" w:hAnsi="Arial" w:cs="Arial"/>
-          <w:b/>
-          <w:bCs/>
-          <w:sz w:val="20"/>
-          <w:szCs w:val="20"/>
-          <w:lang w:val="es-ES"/>
-        </w:rPr>
-        <w:t>Tunnel</w:t>
-      </w:r>
-      <w:proofErr w:type="spellEnd"/>
-      <w:r>
-        <w:rPr>
-          <w:rFonts w:ascii="Arial" w:hAnsi="Arial" w:cs="Arial"/>
-          <w:b/>
-          <w:bCs/>
-          <w:sz w:val="20"/>
-          <w:szCs w:val="20"/>
-          <w:lang w:val="es-ES"/>
-        </w:rPr>
-        <w:t xml:space="preserve"> 0</w:t>
+        <w:t xml:space="preserve">, vía la interface del </w:t>
+      </w:r>
+      <w:r>
+        <w:rPr>
+          <w:rFonts w:ascii="Arial" w:hAnsi="Arial" w:cs="Arial"/>
+          <w:b/>
+          <w:bCs/>
+          <w:sz w:val="20"/>
+          <w:szCs w:val="20"/>
+          <w:lang w:val="es-ES"/>
+        </w:rPr>
+        <w:t>Tunnel 0</w:t>
       </w:r>
       <w:r>
         <w:rPr>
@@ -4205,47 +3513,15 @@
         </w:rPr>
         <w:t xml:space="preserve">: </w:t>
       </w:r>
-      <w:proofErr w:type="spellStart"/>
-      <w:r>
-        <w:rPr>
-          <w:rFonts w:ascii="Arial" w:hAnsi="Arial" w:cs="Arial"/>
-          <w:b/>
-          <w:bCs/>
-          <w:lang w:val="es-ES"/>
-        </w:rPr>
-        <w:t>sh</w:t>
-      </w:r>
-      <w:proofErr w:type="spellEnd"/>
-      <w:r>
-        <w:rPr>
-          <w:rFonts w:ascii="Arial" w:hAnsi="Arial" w:cs="Arial"/>
-          <w:b/>
-          <w:bCs/>
-          <w:lang w:val="es-ES"/>
-        </w:rPr>
-        <w:t xml:space="preserve"> </w:t>
-      </w:r>
-      <w:proofErr w:type="spellStart"/>
-      <w:r>
-        <w:rPr>
-          <w:rFonts w:ascii="Arial" w:hAnsi="Arial" w:cs="Arial"/>
-          <w:b/>
-          <w:bCs/>
-          <w:lang w:val="es-ES"/>
-        </w:rPr>
-        <w:t>ip</w:t>
-      </w:r>
-      <w:proofErr w:type="spellEnd"/>
-      <w:r>
-        <w:rPr>
-          <w:rFonts w:ascii="Arial" w:hAnsi="Arial" w:cs="Arial"/>
-          <w:b/>
-          <w:bCs/>
-          <w:lang w:val="es-ES"/>
-        </w:rPr>
-        <w:t xml:space="preserve"> </w:t>
-      </w:r>
-      <w:proofErr w:type="spellStart"/>
+      <w:r>
+        <w:rPr>
+          <w:rFonts w:ascii="Arial" w:hAnsi="Arial" w:cs="Arial"/>
+          <w:b/>
+          <w:bCs/>
+          <w:lang w:val="es-ES"/>
+        </w:rPr>
+        <w:t xml:space="preserve">sh ip </w:t>
+      </w:r>
       <w:r>
         <w:rPr>
           <w:rFonts w:ascii="Arial" w:hAnsi="Arial" w:cs="Arial"/>
@@ -4255,7 +3531,6 @@
         </w:rPr>
         <w:t>route</w:t>
       </w:r>
-      <w:proofErr w:type="spellEnd"/>
     </w:p>
     <w:p>
       <w:pPr>
@@ -4276,27 +3551,7 @@
           <w:szCs w:val="20"/>
           <w:lang w:val="es-ES"/>
         </w:rPr>
-        <w:t xml:space="preserve">El </w:t>
-      </w:r>
-      <w:proofErr w:type="spellStart"/>
-      <w:r>
-        <w:rPr>
-          <w:rFonts w:ascii="Arial" w:hAnsi="Arial" w:cs="Arial"/>
-          <w:sz w:val="20"/>
-          <w:szCs w:val="20"/>
-          <w:lang w:val="es-ES"/>
-        </w:rPr>
-        <w:t>router</w:t>
-      </w:r>
-      <w:proofErr w:type="spellEnd"/>
-      <w:r>
-        <w:rPr>
-          <w:rFonts w:ascii="Arial" w:hAnsi="Arial" w:cs="Arial"/>
-          <w:sz w:val="20"/>
-          <w:szCs w:val="20"/>
-          <w:lang w:val="es-ES"/>
-        </w:rPr>
-        <w:t xml:space="preserve"> </w:t>
+        <w:t xml:space="preserve">El router </w:t>
       </w:r>
       <w:r>
         <w:rPr>
@@ -4356,29 +3611,8 @@
           <w:szCs w:val="20"/>
           <w:lang w:val="es-ES"/>
         </w:rPr>
-        <w:t xml:space="preserve">, vía la </w:t>
-      </w:r>
-      <w:proofErr w:type="gramStart"/>
-      <w:r>
-        <w:rPr>
-          <w:rFonts w:ascii="Arial" w:hAnsi="Arial" w:cs="Arial"/>
-          <w:sz w:val="20"/>
-          <w:szCs w:val="20"/>
-          <w:lang w:val="es-ES"/>
-        </w:rPr>
-        <w:t>interface</w:t>
-      </w:r>
-      <w:proofErr w:type="gramEnd"/>
-      <w:r>
-        <w:rPr>
-          <w:rFonts w:ascii="Arial" w:hAnsi="Arial" w:cs="Arial"/>
-          <w:sz w:val="20"/>
-          <w:szCs w:val="20"/>
-          <w:lang w:val="es-ES"/>
-        </w:rPr>
-        <w:t xml:space="preserve"> del </w:t>
-      </w:r>
-      <w:proofErr w:type="spellStart"/>
+        <w:t xml:space="preserve">, vía la interface del </w:t>
+      </w:r>
       <w:r>
         <w:rPr>
           <w:rFonts w:ascii="Arial" w:hAnsi="Arial" w:cs="Arial"/>
@@ -4399,19 +3633,7 @@
           <w:szCs w:val="20"/>
           <w:lang w:val="es-ES"/>
         </w:rPr>
-        <w:t>unnel</w:t>
-      </w:r>
-      <w:proofErr w:type="spellEnd"/>
-      <w:r>
-        <w:rPr>
-          <w:rFonts w:ascii="Arial" w:hAnsi="Arial" w:cs="Arial"/>
-          <w:b/>
-          <w:bCs/>
-          <w:sz w:val="20"/>
-          <w:szCs w:val="20"/>
-          <w:lang w:val="es-ES"/>
-        </w:rPr>
-        <w:t xml:space="preserve"> 0</w:t>
+        <w:t>unnel 0</w:t>
       </w:r>
       <w:r>
         <w:rPr>
@@ -4611,7 +3833,7 @@
 </file>
 
 <file path=word/numbering.xml><?xml version="1.0" encoding="utf-8"?>
-<w:numbering xmlns:wpc="http://schemas.microsoft.com/office/word/2010/wordprocessingCanvas" xmlns:cx="http://schemas.microsoft.com/office/drawing/2014/chartex" xmlns:cx1="http://schemas.microsoft.com/office/drawing/2015/9/8/chartex" xmlns:cx2="http://schemas.microsoft.com/office/drawing/2015/10/21/chartex" xmlns:cx3="http://schemas.microsoft.com/office/drawing/2016/5/9/chartex" xmlns:cx4="http://schemas.microsoft.com/office/drawing/2016/5/10/chartex" xmlns:cx5="http://schemas.microsoft.com/office/drawing/2016/5/11/chartex" xmlns:cx6="http://schemas.microsoft.com/office/drawing/2016/5/12/chartex" xmlns:cx7="http://schemas.microsoft.com/office/drawing/2016/5/13/chartex" xmlns:cx8="http://schemas.microsoft.com/office/drawing/2016/5/14/chartex" xmlns:mc="http://schemas.openxmlformats.org/markup-compatibility/2006" xmlns:aink="http://schemas.microsoft.com/office/drawing/2016/ink" xmlns:am3d="http://schemas.microsoft.com/office/drawing/2017/model3d" xmlns:o="urn:schemas-microsoft-com:office:office" xmlns:oel="http://schemas.microsoft.com/office/2019/extlst" xmlns:r="http://schemas.openxmlformats.org/officeDocument/2006/relationships" xmlns:m="http://schemas.openxmlformats.org/officeDocument/2006/math" xmlns:v="urn:schemas-microsoft-com:vml" xmlns:wp14="http://schemas.microsoft.com/office/word/2010/wordprocessingDrawing" xmlns:wp="http://schemas.openxmlformats.org/drawingml/2006/wordprocessingDrawing" xmlns:w10="urn:schemas-microsoft-com:office:word" xmlns:w="http://schemas.openxmlformats.org/wordprocessingml/2006/main" xmlns:w14="http://schemas.microsoft.com/office/word/2010/wordml" xmlns:w15="http://schemas.microsoft.com/office/word/2012/wordml" xmlns:w16cex="http://schemas.microsoft.com/office/word/2018/wordml/cex" xmlns:w16cid="http://schemas.microsoft.com/office/word/2016/wordml/cid" xmlns:w16="http://schemas.microsoft.com/office/word/2018/wordml" xmlns:w16sdtdh="http://schemas.microsoft.com/office/word/2020/wordml/sdtdatahash" xmlns:w16se="http://schemas.microsoft.com/office/word/2015/wordml/symex" xmlns:wpg="http://schemas.microsoft.com/office/word/2010/wordprocessingGroup" xmlns:wpi="http://schemas.microsoft.com/office/word/2010/wordprocessingInk" xmlns:wne="http://schemas.microsoft.com/office/word/2006/wordml" xmlns:wps="http://schemas.microsoft.com/office/word/2010/wordprocessingShape" mc:Ignorable="w14 w15 w16se w16cid w16 w16cex w16sdtdh wp14">
+<w:numbering xmlns:wpc="http://schemas.microsoft.com/office/word/2010/wordprocessingCanvas" xmlns:cx="http://schemas.microsoft.com/office/drawing/2014/chartex" xmlns:cx1="http://schemas.microsoft.com/office/drawing/2015/9/8/chartex" xmlns:cx2="http://schemas.microsoft.com/office/drawing/2015/10/21/chartex" xmlns:cx3="http://schemas.microsoft.com/office/drawing/2016/5/9/chartex" xmlns:cx4="http://schemas.microsoft.com/office/drawing/2016/5/10/chartex" xmlns:cx5="http://schemas.microsoft.com/office/drawing/2016/5/11/chartex" xmlns:cx6="http://schemas.microsoft.com/office/drawing/2016/5/12/chartex" xmlns:cx7="http://schemas.microsoft.com/office/drawing/2016/5/13/chartex" xmlns:cx8="http://schemas.microsoft.com/office/drawing/2016/5/14/chartex" xmlns:mc="http://schemas.openxmlformats.org/markup-compatibility/2006" xmlns:aink="http://schemas.microsoft.com/office/drawing/2016/ink" xmlns:am3d="http://schemas.microsoft.com/office/drawing/2017/model3d" xmlns:o="urn:schemas-microsoft-com:office:office" xmlns:oel="http://schemas.microsoft.com/office/2019/extlst" xmlns:r="http://schemas.openxmlformats.org/officeDocument/2006/relationships" xmlns:m="http://schemas.openxmlformats.org/officeDocument/2006/math" xmlns:v="urn:schemas-microsoft-com:vml" xmlns:wp14="http://schemas.microsoft.com/office/word/2010/wordprocessingDrawing" xmlns:wp="http://schemas.openxmlformats.org/drawingml/2006/wordprocessingDrawing" xmlns:w10="urn:schemas-microsoft-com:office:word" xmlns:w="http://schemas.openxmlformats.org/wordprocessingml/2006/main" xmlns:w14="http://schemas.microsoft.com/office/word/2010/wordml" xmlns:w15="http://schemas.microsoft.com/office/word/2012/wordml" xmlns:w16cex="http://schemas.microsoft.com/office/word/2018/wordml/cex" xmlns:w16cid="http://schemas.microsoft.com/office/word/2016/wordml/cid" xmlns:w16="http://schemas.microsoft.com/office/word/2018/wordml" xmlns:w16du="http://schemas.microsoft.com/office/word/2023/wordml/word16du" xmlns:w16sdtdh="http://schemas.microsoft.com/office/word/2020/wordml/sdtdatahash" xmlns:w16sdtfl="http://schemas.microsoft.com/office/word/2024/wordml/sdtformatlock" xmlns:w16se="http://schemas.microsoft.com/office/word/2015/wordml/symex" xmlns:wpg="http://schemas.microsoft.com/office/word/2010/wordprocessingGroup" xmlns:wpi="http://schemas.microsoft.com/office/word/2010/wordprocessingInk" xmlns:wne="http://schemas.microsoft.com/office/word/2006/wordml" xmlns:wps="http://schemas.microsoft.com/office/word/2010/wordprocessingShape" mc:Ignorable="w14 w15 w16se w16cid w16 w16cex w16sdtdh w16sdtfl w16du wp14">
   <w:abstractNum w:abstractNumId="0" w15:restartNumberingAfterBreak="0">
     <w:nsid w:val="06EC381F"/>
     <w:multiLevelType w:val="hybridMultilevel"/>
@@ -6989,7 +6211,7 @@
 </file>
 
 <file path=word/styles.xml><?xml version="1.0" encoding="utf-8"?>
-<w:styles xmlns:mc="http://schemas.openxmlformats.org/markup-compatibility/2006" xmlns:r="http://schemas.openxmlformats.org/officeDocument/2006/relationships" xmlns:w="http://schemas.openxmlformats.org/wordprocessingml/2006/main" xmlns:w14="http://schemas.microsoft.com/office/word/2010/wordml" xmlns:w15="http://schemas.microsoft.com/office/word/2012/wordml" xmlns:w16cex="http://schemas.microsoft.com/office/word/2018/wordml/cex" xmlns:w16cid="http://schemas.microsoft.com/office/word/2016/wordml/cid" xmlns:w16="http://schemas.microsoft.com/office/word/2018/wordml" xmlns:w16sdtdh="http://schemas.microsoft.com/office/word/2020/wordml/sdtdatahash" xmlns:w16se="http://schemas.microsoft.com/office/word/2015/wordml/symex" mc:Ignorable="w14 w15 w16se w16cid w16 w16cex w16sdtdh">
+<w:styles xmlns:mc="http://schemas.openxmlformats.org/markup-compatibility/2006" xmlns:r="http://schemas.openxmlformats.org/officeDocument/2006/relationships" xmlns:w="http://schemas.openxmlformats.org/wordprocessingml/2006/main" xmlns:w14="http://schemas.microsoft.com/office/word/2010/wordml" xmlns:w15="http://schemas.microsoft.com/office/word/2012/wordml" xmlns:w16cex="http://schemas.microsoft.com/office/word/2018/wordml/cex" xmlns:w16cid="http://schemas.microsoft.com/office/word/2016/wordml/cid" xmlns:w16="http://schemas.microsoft.com/office/word/2018/wordml" xmlns:w16du="http://schemas.microsoft.com/office/word/2023/wordml/word16du" xmlns:w16sdtdh="http://schemas.microsoft.com/office/word/2020/wordml/sdtdatahash" xmlns:w16sdtfl="http://schemas.microsoft.com/office/word/2024/wordml/sdtformatlock" xmlns:w16se="http://schemas.microsoft.com/office/word/2015/wordml/symex" mc:Ignorable="w14 w15 w16se w16cid w16 w16cex w16sdtdh w16sdtfl w16du">
   <w:docDefaults>
     <w:rPrDefault>
       <w:rPr>

--- a/Calendario2025/Ejercicios/E8_VPN/8_Configure_GRE.docx
+++ b/Calendario2025/Ejercicios/E8_VPN/8_Configure_GRE.docx
@@ -88,6 +88,7 @@
         <w:rPr>
           <w:b/>
           <w:bCs/>
+          <w:noProof/>
           <w:sz w:val="32"/>
           <w:szCs w:val="32"/>
           <w:lang w:val="es-ES"/>
@@ -672,7 +673,27 @@
           <w:szCs w:val="20"/>
           <w:lang w:val="es-ES"/>
         </w:rPr>
-        <w:t>. Esta no es una interfaz física, sino una interfaz virtual como una interfaz Loopback.</w:t>
+        <w:t xml:space="preserve">. Esta no es una interfaz física, sino una interfaz virtual como una interfaz </w:t>
+      </w:r>
+      <w:proofErr w:type="spellStart"/>
+      <w:r>
+        <w:rPr>
+          <w:rFonts w:ascii="Arial" w:hAnsi="Arial" w:cs="Arial"/>
+          <w:sz w:val="20"/>
+          <w:szCs w:val="20"/>
+          <w:lang w:val="es-ES"/>
+        </w:rPr>
+        <w:t>Loopback</w:t>
+      </w:r>
+      <w:proofErr w:type="spellEnd"/>
+      <w:r>
+        <w:rPr>
+          <w:rFonts w:ascii="Arial" w:hAnsi="Arial" w:cs="Arial"/>
+          <w:sz w:val="20"/>
+          <w:szCs w:val="20"/>
+          <w:lang w:val="es-ES"/>
+        </w:rPr>
+        <w:t>.</w:t>
       </w:r>
     </w:p>
     <w:p>
@@ -784,6 +805,8 @@
       <w:r>
         <w:rPr>
           <w:rFonts w:ascii="Arial" w:hAnsi="Arial" w:cs="Arial"/>
+          <w:b/>
+          <w:bCs/>
           <w:sz w:val="20"/>
           <w:szCs w:val="20"/>
           <w:lang w:val="es-ES"/>
@@ -793,20 +816,13 @@
       <w:r>
         <w:rPr>
           <w:rFonts w:ascii="Arial" w:hAnsi="Arial" w:cs="Arial"/>
+          <w:b/>
+          <w:bCs/>
           <w:sz w:val="20"/>
           <w:szCs w:val="20"/>
           <w:lang w:val="es-ES"/>
         </w:rPr>
         <w:t>0/0/0</w:t>
-      </w:r>
-      <w:r>
-        <w:rPr>
-          <w:rFonts w:ascii="Arial" w:hAnsi="Arial" w:cs="Arial"/>
-          <w:sz w:val="20"/>
-          <w:szCs w:val="20"/>
-          <w:lang w:val="es-ES"/>
-        </w:rPr>
-        <w:t>.</w:t>
       </w:r>
     </w:p>
     <w:p>
@@ -931,7 +947,18 @@
           <w:szCs w:val="20"/>
           <w:lang w:val="es-ES"/>
         </w:rPr>
-        <w:t>Ingresaremos la IP de la interfaz WAN de R2, 200.0.0.2</w:t>
+        <w:t xml:space="preserve">Ingresaremos la IP de la interfaz WAN de R2, </w:t>
+      </w:r>
+      <w:r>
+        <w:rPr>
+          <w:rFonts w:ascii="Arial" w:hAnsi="Arial" w:cs="Arial"/>
+          <w:b/>
+          <w:bCs/>
+          <w:sz w:val="20"/>
+          <w:szCs w:val="20"/>
+          <w:lang w:val="es-ES"/>
+        </w:rPr>
+        <w:t>200.0.0.2</w:t>
       </w:r>
     </w:p>
     <w:p>
@@ -1054,14 +1081,55 @@
         </w:rPr>
         <w:t xml:space="preserve">: </w:t>
       </w:r>
-      <w:r>
-        <w:rPr>
-          <w:rFonts w:ascii="Arial" w:hAnsi="Arial" w:cs="Arial"/>
-          <w:b/>
-          <w:bCs/>
-          <w:lang w:val="es-ES"/>
-        </w:rPr>
-        <w:t>sh ip interface brie</w:t>
+      <w:proofErr w:type="spellStart"/>
+      <w:r>
+        <w:rPr>
+          <w:rFonts w:ascii="Arial" w:hAnsi="Arial" w:cs="Arial"/>
+          <w:b/>
+          <w:bCs/>
+          <w:lang w:val="es-ES"/>
+        </w:rPr>
+        <w:t>sh</w:t>
+      </w:r>
+      <w:proofErr w:type="spellEnd"/>
+      <w:r>
+        <w:rPr>
+          <w:rFonts w:ascii="Arial" w:hAnsi="Arial" w:cs="Arial"/>
+          <w:b/>
+          <w:bCs/>
+          <w:lang w:val="es-ES"/>
+        </w:rPr>
+        <w:t xml:space="preserve"> </w:t>
+      </w:r>
+      <w:proofErr w:type="spellStart"/>
+      <w:r>
+        <w:rPr>
+          <w:rFonts w:ascii="Arial" w:hAnsi="Arial" w:cs="Arial"/>
+          <w:b/>
+          <w:bCs/>
+          <w:lang w:val="es-ES"/>
+        </w:rPr>
+        <w:t>ip</w:t>
+      </w:r>
+      <w:proofErr w:type="spellEnd"/>
+      <w:r>
+        <w:rPr>
+          <w:rFonts w:ascii="Arial" w:hAnsi="Arial" w:cs="Arial"/>
+          <w:b/>
+          <w:bCs/>
+          <w:lang w:val="es-ES"/>
+        </w:rPr>
+        <w:t xml:space="preserve"> interface </w:t>
+      </w:r>
+      <w:proofErr w:type="spellStart"/>
+      <w:r>
+        <w:rPr>
+          <w:rFonts w:ascii="Arial" w:hAnsi="Arial" w:cs="Arial"/>
+          <w:b/>
+          <w:bCs/>
+          <w:lang w:val="es-ES"/>
+        </w:rPr>
+        <w:t>brie</w:t>
       </w:r>
       <w:r>
         <w:rPr>
@@ -1072,6 +1140,7 @@
         </w:rPr>
         <w:t>f</w:t>
       </w:r>
+      <w:proofErr w:type="spellEnd"/>
     </w:p>
     <w:p>
       <w:pPr>
@@ -1235,6 +1304,8 @@
         <w:jc w:val="both"/>
         <w:rPr>
           <w:rFonts w:ascii="Arial" w:hAnsi="Arial" w:cs="Arial"/>
+          <w:b/>
+          <w:bCs/>
           <w:sz w:val="20"/>
           <w:szCs w:val="20"/>
           <w:lang w:val="es-ES"/>
@@ -1334,11 +1405,13 @@
       <w:r>
         <w:rPr>
           <w:rFonts w:ascii="Arial" w:hAnsi="Arial" w:cs="Arial"/>
-          <w:sz w:val="20"/>
-          <w:szCs w:val="20"/>
-          <w:lang w:val="es-ES"/>
-        </w:rPr>
-        <w:t>G0/0/0.</w:t>
+          <w:b/>
+          <w:bCs/>
+          <w:sz w:val="20"/>
+          <w:szCs w:val="20"/>
+          <w:lang w:val="es-ES"/>
+        </w:rPr>
+        <w:t>G0/0/0</w:t>
       </w:r>
     </w:p>
     <w:p>
@@ -1456,6 +1529,8 @@
       <w:r>
         <w:rPr>
           <w:rFonts w:ascii="Arial" w:hAnsi="Arial" w:cs="Arial"/>
+          <w:b/>
+          <w:bCs/>
           <w:sz w:val="20"/>
           <w:szCs w:val="20"/>
           <w:lang w:val="es-ES"/>
@@ -1465,6 +1540,8 @@
       <w:r>
         <w:rPr>
           <w:rFonts w:ascii="Arial" w:hAnsi="Arial" w:cs="Arial"/>
+          <w:b/>
+          <w:bCs/>
           <w:sz w:val="20"/>
           <w:szCs w:val="20"/>
           <w:lang w:val="es-ES"/>
@@ -1599,15 +1676,57 @@
         </w:rPr>
         <w:t xml:space="preserve">: </w:t>
       </w:r>
-      <w:r>
-        <w:rPr>
-          <w:rFonts w:ascii="Arial" w:hAnsi="Arial" w:cs="Arial"/>
-          <w:b/>
-          <w:bCs/>
-          <w:lang w:val="es-ES"/>
-        </w:rPr>
-        <w:t>sh ip interface brief</w:t>
-      </w:r>
+      <w:proofErr w:type="spellStart"/>
+      <w:r>
+        <w:rPr>
+          <w:rFonts w:ascii="Arial" w:hAnsi="Arial" w:cs="Arial"/>
+          <w:b/>
+          <w:bCs/>
+          <w:lang w:val="es-ES"/>
+        </w:rPr>
+        <w:t>sh</w:t>
+      </w:r>
+      <w:proofErr w:type="spellEnd"/>
+      <w:r>
+        <w:rPr>
+          <w:rFonts w:ascii="Arial" w:hAnsi="Arial" w:cs="Arial"/>
+          <w:b/>
+          <w:bCs/>
+          <w:lang w:val="es-ES"/>
+        </w:rPr>
+        <w:t xml:space="preserve"> </w:t>
+      </w:r>
+      <w:proofErr w:type="spellStart"/>
+      <w:r>
+        <w:rPr>
+          <w:rFonts w:ascii="Arial" w:hAnsi="Arial" w:cs="Arial"/>
+          <w:b/>
+          <w:bCs/>
+          <w:lang w:val="es-ES"/>
+        </w:rPr>
+        <w:t>ip</w:t>
+      </w:r>
+      <w:proofErr w:type="spellEnd"/>
+      <w:r>
+        <w:rPr>
+          <w:rFonts w:ascii="Arial" w:hAnsi="Arial" w:cs="Arial"/>
+          <w:b/>
+          <w:bCs/>
+          <w:lang w:val="es-ES"/>
+        </w:rPr>
+        <w:t xml:space="preserve"> interface </w:t>
+      </w:r>
+      <w:proofErr w:type="spellStart"/>
+      <w:r>
+        <w:rPr>
+          <w:rFonts w:ascii="Arial" w:hAnsi="Arial" w:cs="Arial"/>
+          <w:b/>
+          <w:bCs/>
+          <w:lang w:val="es-ES"/>
+        </w:rPr>
+        <w:t>brief</w:t>
+      </w:r>
+      <w:proofErr w:type="spellEnd"/>
     </w:p>
     <w:p>
       <w:pPr>
@@ -1632,15 +1751,57 @@
         </w:rPr>
         <w:t xml:space="preserve">Revisar la tabla de ruteo: </w:t>
       </w:r>
-      <w:r>
-        <w:rPr>
-          <w:rFonts w:ascii="Arial" w:hAnsi="Arial" w:cs="Arial"/>
-          <w:b/>
-          <w:bCs/>
-          <w:lang w:val="es-ES"/>
-        </w:rPr>
-        <w:t>sh ip route</w:t>
-      </w:r>
+      <w:proofErr w:type="spellStart"/>
+      <w:r>
+        <w:rPr>
+          <w:rFonts w:ascii="Arial" w:hAnsi="Arial" w:cs="Arial"/>
+          <w:b/>
+          <w:bCs/>
+          <w:lang w:val="es-ES"/>
+        </w:rPr>
+        <w:t>sh</w:t>
+      </w:r>
+      <w:proofErr w:type="spellEnd"/>
+      <w:r>
+        <w:rPr>
+          <w:rFonts w:ascii="Arial" w:hAnsi="Arial" w:cs="Arial"/>
+          <w:b/>
+          <w:bCs/>
+          <w:lang w:val="es-ES"/>
+        </w:rPr>
+        <w:t xml:space="preserve"> </w:t>
+      </w:r>
+      <w:proofErr w:type="spellStart"/>
+      <w:r>
+        <w:rPr>
+          <w:rFonts w:ascii="Arial" w:hAnsi="Arial" w:cs="Arial"/>
+          <w:b/>
+          <w:bCs/>
+          <w:lang w:val="es-ES"/>
+        </w:rPr>
+        <w:t>ip</w:t>
+      </w:r>
+      <w:proofErr w:type="spellEnd"/>
+      <w:r>
+        <w:rPr>
+          <w:rFonts w:ascii="Arial" w:hAnsi="Arial" w:cs="Arial"/>
+          <w:b/>
+          <w:bCs/>
+          <w:lang w:val="es-ES"/>
+        </w:rPr>
+        <w:t xml:space="preserve"> </w:t>
+      </w:r>
+      <w:proofErr w:type="spellStart"/>
+      <w:r>
+        <w:rPr>
+          <w:rFonts w:ascii="Arial" w:hAnsi="Arial" w:cs="Arial"/>
+          <w:b/>
+          <w:bCs/>
+          <w:lang w:val="es-ES"/>
+        </w:rPr>
+        <w:t>route</w:t>
+      </w:r>
+      <w:proofErr w:type="spellEnd"/>
     </w:p>
     <w:p>
       <w:pPr>
@@ -1743,7 +1904,27 @@
           <w:szCs w:val="20"/>
           <w:lang w:val="es-ES"/>
         </w:rPr>
-        <w:t>. Crea una ruta por default del próximo salto (next-hop).</w:t>
+        <w:t>. Crea una ruta por default del próximo salto (</w:t>
+      </w:r>
+      <w:proofErr w:type="spellStart"/>
+      <w:r>
+        <w:rPr>
+          <w:rFonts w:ascii="Arial" w:hAnsi="Arial" w:cs="Arial"/>
+          <w:sz w:val="20"/>
+          <w:szCs w:val="20"/>
+          <w:lang w:val="es-ES"/>
+        </w:rPr>
+        <w:t>next</w:t>
+      </w:r>
+      <w:proofErr w:type="spellEnd"/>
+      <w:r>
+        <w:rPr>
+          <w:rFonts w:ascii="Arial" w:hAnsi="Arial" w:cs="Arial"/>
+          <w:sz w:val="20"/>
+          <w:szCs w:val="20"/>
+          <w:lang w:val="es-ES"/>
+        </w:rPr>
+        <w:t>-hop).</w:t>
       </w:r>
     </w:p>
     <w:p>
@@ -1770,15 +1951,57 @@
         </w:rPr>
         <w:t xml:space="preserve">Revisar el estatus: </w:t>
       </w:r>
-      <w:r>
-        <w:rPr>
-          <w:rFonts w:ascii="Arial" w:hAnsi="Arial" w:cs="Arial"/>
-          <w:b/>
-          <w:bCs/>
-          <w:lang w:val="es-ES"/>
-        </w:rPr>
-        <w:t>sh ip interface brief</w:t>
-      </w:r>
+      <w:proofErr w:type="spellStart"/>
+      <w:r>
+        <w:rPr>
+          <w:rFonts w:ascii="Arial" w:hAnsi="Arial" w:cs="Arial"/>
+          <w:b/>
+          <w:bCs/>
+          <w:lang w:val="es-ES"/>
+        </w:rPr>
+        <w:t>sh</w:t>
+      </w:r>
+      <w:proofErr w:type="spellEnd"/>
+      <w:r>
+        <w:rPr>
+          <w:rFonts w:ascii="Arial" w:hAnsi="Arial" w:cs="Arial"/>
+          <w:b/>
+          <w:bCs/>
+          <w:lang w:val="es-ES"/>
+        </w:rPr>
+        <w:t xml:space="preserve"> </w:t>
+      </w:r>
+      <w:proofErr w:type="spellStart"/>
+      <w:r>
+        <w:rPr>
+          <w:rFonts w:ascii="Arial" w:hAnsi="Arial" w:cs="Arial"/>
+          <w:b/>
+          <w:bCs/>
+          <w:lang w:val="es-ES"/>
+        </w:rPr>
+        <w:t>ip</w:t>
+      </w:r>
+      <w:proofErr w:type="spellEnd"/>
+      <w:r>
+        <w:rPr>
+          <w:rFonts w:ascii="Arial" w:hAnsi="Arial" w:cs="Arial"/>
+          <w:b/>
+          <w:bCs/>
+          <w:lang w:val="es-ES"/>
+        </w:rPr>
+        <w:t xml:space="preserve"> interface </w:t>
+      </w:r>
+      <w:proofErr w:type="spellStart"/>
+      <w:r>
+        <w:rPr>
+          <w:rFonts w:ascii="Arial" w:hAnsi="Arial" w:cs="Arial"/>
+          <w:b/>
+          <w:bCs/>
+          <w:lang w:val="es-ES"/>
+        </w:rPr>
+        <w:t>brief</w:t>
+      </w:r>
+      <w:proofErr w:type="spellEnd"/>
     </w:p>
     <w:p>
       <w:pPr>
@@ -1806,15 +2029,57 @@
         </w:rPr>
         <w:t xml:space="preserve">Revisar la tabla de ruteo: </w:t>
       </w:r>
-      <w:r>
-        <w:rPr>
-          <w:rFonts w:ascii="Arial" w:hAnsi="Arial" w:cs="Arial"/>
-          <w:b/>
-          <w:bCs/>
-          <w:lang w:val="es-ES"/>
-        </w:rPr>
-        <w:t>sh ip route</w:t>
-      </w:r>
+      <w:proofErr w:type="spellStart"/>
+      <w:r>
+        <w:rPr>
+          <w:rFonts w:ascii="Arial" w:hAnsi="Arial" w:cs="Arial"/>
+          <w:b/>
+          <w:bCs/>
+          <w:lang w:val="es-ES"/>
+        </w:rPr>
+        <w:t>sh</w:t>
+      </w:r>
+      <w:proofErr w:type="spellEnd"/>
+      <w:r>
+        <w:rPr>
+          <w:rFonts w:ascii="Arial" w:hAnsi="Arial" w:cs="Arial"/>
+          <w:b/>
+          <w:bCs/>
+          <w:lang w:val="es-ES"/>
+        </w:rPr>
+        <w:t xml:space="preserve"> </w:t>
+      </w:r>
+      <w:proofErr w:type="spellStart"/>
+      <w:r>
+        <w:rPr>
+          <w:rFonts w:ascii="Arial" w:hAnsi="Arial" w:cs="Arial"/>
+          <w:b/>
+          <w:bCs/>
+          <w:lang w:val="es-ES"/>
+        </w:rPr>
+        <w:t>ip</w:t>
+      </w:r>
+      <w:proofErr w:type="spellEnd"/>
+      <w:r>
+        <w:rPr>
+          <w:rFonts w:ascii="Arial" w:hAnsi="Arial" w:cs="Arial"/>
+          <w:b/>
+          <w:bCs/>
+          <w:lang w:val="es-ES"/>
+        </w:rPr>
+        <w:t xml:space="preserve"> </w:t>
+      </w:r>
+      <w:proofErr w:type="spellStart"/>
+      <w:r>
+        <w:rPr>
+          <w:rFonts w:ascii="Arial" w:hAnsi="Arial" w:cs="Arial"/>
+          <w:b/>
+          <w:bCs/>
+          <w:lang w:val="es-ES"/>
+        </w:rPr>
+        <w:t>route</w:t>
+      </w:r>
+      <w:proofErr w:type="spellEnd"/>
     </w:p>
     <w:p>
       <w:pPr>
@@ -1952,15 +2217,47 @@
         </w:rPr>
         <w:t xml:space="preserve">: </w:t>
       </w:r>
-      <w:r>
-        <w:rPr>
-          <w:rFonts w:ascii="Arial" w:hAnsi="Arial" w:cs="Arial"/>
-          <w:b/>
-          <w:bCs/>
-          <w:lang w:val="es-ES"/>
-        </w:rPr>
-        <w:t xml:space="preserve">sh ip </w:t>
-      </w:r>
+      <w:proofErr w:type="spellStart"/>
+      <w:r>
+        <w:rPr>
+          <w:rFonts w:ascii="Arial" w:hAnsi="Arial" w:cs="Arial"/>
+          <w:b/>
+          <w:bCs/>
+          <w:lang w:val="es-ES"/>
+        </w:rPr>
+        <w:t>sh</w:t>
+      </w:r>
+      <w:proofErr w:type="spellEnd"/>
+      <w:r>
+        <w:rPr>
+          <w:rFonts w:ascii="Arial" w:hAnsi="Arial" w:cs="Arial"/>
+          <w:b/>
+          <w:bCs/>
+          <w:lang w:val="es-ES"/>
+        </w:rPr>
+        <w:t xml:space="preserve"> </w:t>
+      </w:r>
+      <w:proofErr w:type="spellStart"/>
+      <w:r>
+        <w:rPr>
+          <w:rFonts w:ascii="Arial" w:hAnsi="Arial" w:cs="Arial"/>
+          <w:b/>
+          <w:bCs/>
+          <w:lang w:val="es-ES"/>
+        </w:rPr>
+        <w:t>ip</w:t>
+      </w:r>
+      <w:proofErr w:type="spellEnd"/>
+      <w:r>
+        <w:rPr>
+          <w:rFonts w:ascii="Arial" w:hAnsi="Arial" w:cs="Arial"/>
+          <w:b/>
+          <w:bCs/>
+          <w:lang w:val="es-ES"/>
+        </w:rPr>
+        <w:t xml:space="preserve"> </w:t>
+      </w:r>
+      <w:proofErr w:type="spellStart"/>
       <w:r>
         <w:rPr>
           <w:rFonts w:ascii="Arial" w:hAnsi="Arial" w:cs="Arial"/>
@@ -1970,6 +2267,7 @@
         </w:rPr>
         <w:t>route</w:t>
       </w:r>
+      <w:proofErr w:type="spellEnd"/>
     </w:p>
     <w:p>
       <w:pPr>
@@ -2014,7 +2312,27 @@
           <w:szCs w:val="20"/>
           <w:lang w:val="es-ES"/>
         </w:rPr>
-        <w:t>: 200.0.0.0. Crea una ruta por default del próximo salto (next-hop).</w:t>
+        <w:t>: 200.0.0.0. Crea una ruta por default del próximo salto (</w:t>
+      </w:r>
+      <w:proofErr w:type="spellStart"/>
+      <w:r>
+        <w:rPr>
+          <w:rFonts w:ascii="Arial" w:hAnsi="Arial" w:cs="Arial"/>
+          <w:sz w:val="20"/>
+          <w:szCs w:val="20"/>
+          <w:lang w:val="es-ES"/>
+        </w:rPr>
+        <w:t>next</w:t>
+      </w:r>
+      <w:proofErr w:type="spellEnd"/>
+      <w:r>
+        <w:rPr>
+          <w:rFonts w:ascii="Arial" w:hAnsi="Arial" w:cs="Arial"/>
+          <w:sz w:val="20"/>
+          <w:szCs w:val="20"/>
+          <w:lang w:val="es-ES"/>
+        </w:rPr>
+        <w:t>-hop).</w:t>
       </w:r>
     </w:p>
     <w:p>
@@ -2060,15 +2378,57 @@
         </w:rPr>
         <w:t xml:space="preserve">: </w:t>
       </w:r>
-      <w:r>
-        <w:rPr>
-          <w:rFonts w:ascii="Arial" w:hAnsi="Arial" w:cs="Arial"/>
-          <w:b/>
-          <w:bCs/>
-          <w:lang w:val="es-ES"/>
-        </w:rPr>
-        <w:t>sh ip interface brief</w:t>
-      </w:r>
+      <w:proofErr w:type="spellStart"/>
+      <w:r>
+        <w:rPr>
+          <w:rFonts w:ascii="Arial" w:hAnsi="Arial" w:cs="Arial"/>
+          <w:b/>
+          <w:bCs/>
+          <w:lang w:val="es-ES"/>
+        </w:rPr>
+        <w:t>sh</w:t>
+      </w:r>
+      <w:proofErr w:type="spellEnd"/>
+      <w:r>
+        <w:rPr>
+          <w:rFonts w:ascii="Arial" w:hAnsi="Arial" w:cs="Arial"/>
+          <w:b/>
+          <w:bCs/>
+          <w:lang w:val="es-ES"/>
+        </w:rPr>
+        <w:t xml:space="preserve"> </w:t>
+      </w:r>
+      <w:proofErr w:type="spellStart"/>
+      <w:r>
+        <w:rPr>
+          <w:rFonts w:ascii="Arial" w:hAnsi="Arial" w:cs="Arial"/>
+          <w:b/>
+          <w:bCs/>
+          <w:lang w:val="es-ES"/>
+        </w:rPr>
+        <w:t>ip</w:t>
+      </w:r>
+      <w:proofErr w:type="spellEnd"/>
+      <w:r>
+        <w:rPr>
+          <w:rFonts w:ascii="Arial" w:hAnsi="Arial" w:cs="Arial"/>
+          <w:b/>
+          <w:bCs/>
+          <w:lang w:val="es-ES"/>
+        </w:rPr>
+        <w:t xml:space="preserve"> interface </w:t>
+      </w:r>
+      <w:proofErr w:type="spellStart"/>
+      <w:r>
+        <w:rPr>
+          <w:rFonts w:ascii="Arial" w:hAnsi="Arial" w:cs="Arial"/>
+          <w:b/>
+          <w:bCs/>
+          <w:lang w:val="es-ES"/>
+        </w:rPr>
+        <w:t>brief</w:t>
+      </w:r>
+      <w:proofErr w:type="spellEnd"/>
     </w:p>
     <w:p>
       <w:pPr>
@@ -2111,15 +2471,47 @@
         </w:rPr>
         <w:t xml:space="preserve">: </w:t>
       </w:r>
-      <w:r>
-        <w:rPr>
-          <w:rFonts w:ascii="Arial" w:hAnsi="Arial" w:cs="Arial"/>
-          <w:b/>
-          <w:bCs/>
-          <w:lang w:val="es-ES"/>
-        </w:rPr>
-        <w:t xml:space="preserve">sh ip </w:t>
-      </w:r>
+      <w:proofErr w:type="spellStart"/>
+      <w:r>
+        <w:rPr>
+          <w:rFonts w:ascii="Arial" w:hAnsi="Arial" w:cs="Arial"/>
+          <w:b/>
+          <w:bCs/>
+          <w:lang w:val="es-ES"/>
+        </w:rPr>
+        <w:t>sh</w:t>
+      </w:r>
+      <w:proofErr w:type="spellEnd"/>
+      <w:r>
+        <w:rPr>
+          <w:rFonts w:ascii="Arial" w:hAnsi="Arial" w:cs="Arial"/>
+          <w:b/>
+          <w:bCs/>
+          <w:lang w:val="es-ES"/>
+        </w:rPr>
+        <w:t xml:space="preserve"> </w:t>
+      </w:r>
+      <w:proofErr w:type="spellStart"/>
+      <w:r>
+        <w:rPr>
+          <w:rFonts w:ascii="Arial" w:hAnsi="Arial" w:cs="Arial"/>
+          <w:b/>
+          <w:bCs/>
+          <w:lang w:val="es-ES"/>
+        </w:rPr>
+        <w:t>ip</w:t>
+      </w:r>
+      <w:proofErr w:type="spellEnd"/>
+      <w:r>
+        <w:rPr>
+          <w:rFonts w:ascii="Arial" w:hAnsi="Arial" w:cs="Arial"/>
+          <w:b/>
+          <w:bCs/>
+          <w:lang w:val="es-ES"/>
+        </w:rPr>
+        <w:t xml:space="preserve"> </w:t>
+      </w:r>
+      <w:proofErr w:type="spellStart"/>
       <w:r>
         <w:rPr>
           <w:rFonts w:ascii="Arial" w:hAnsi="Arial" w:cs="Arial"/>
@@ -2129,6 +2521,7 @@
         </w:rPr>
         <w:t>route</w:t>
       </w:r>
+      <w:proofErr w:type="spellEnd"/>
     </w:p>
     <w:p>
       <w:pPr>
@@ -3175,16 +3568,29 @@
         </w:rPr>
         <w:t xml:space="preserve">Habilitar </w:t>
       </w:r>
-      <w:r>
-        <w:rPr>
-          <w:rFonts w:ascii="Arial" w:hAnsi="Arial" w:cs="Arial"/>
-          <w:b/>
-          <w:bCs/>
-          <w:sz w:val="20"/>
-          <w:szCs w:val="20"/>
-          <w:lang w:val="es-ES"/>
-        </w:rPr>
-        <w:t xml:space="preserve">ospf </w:t>
+      <w:proofErr w:type="spellStart"/>
+      <w:r>
+        <w:rPr>
+          <w:rFonts w:ascii="Arial" w:hAnsi="Arial" w:cs="Arial"/>
+          <w:b/>
+          <w:bCs/>
+          <w:sz w:val="20"/>
+          <w:szCs w:val="20"/>
+          <w:lang w:val="es-ES"/>
+        </w:rPr>
+        <w:t>ospf</w:t>
+      </w:r>
+      <w:proofErr w:type="spellEnd"/>
+      <w:r>
+        <w:rPr>
+          <w:rFonts w:ascii="Arial" w:hAnsi="Arial" w:cs="Arial"/>
+          <w:b/>
+          <w:bCs/>
+          <w:sz w:val="20"/>
+          <w:szCs w:val="20"/>
+          <w:lang w:val="es-ES"/>
+        </w:rPr>
+        <w:t xml:space="preserve"> </w:t>
       </w:r>
       <w:r>
         <w:rPr>
@@ -3233,16 +3639,29 @@
         </w:rPr>
         <w:t xml:space="preserve">Habilitar </w:t>
       </w:r>
-      <w:r>
-        <w:rPr>
-          <w:rFonts w:ascii="Arial" w:hAnsi="Arial" w:cs="Arial"/>
-          <w:b/>
-          <w:bCs/>
-          <w:sz w:val="20"/>
-          <w:szCs w:val="20"/>
-          <w:lang w:val="es-ES"/>
-        </w:rPr>
-        <w:t xml:space="preserve">ospf </w:t>
+      <w:proofErr w:type="spellStart"/>
+      <w:r>
+        <w:rPr>
+          <w:rFonts w:ascii="Arial" w:hAnsi="Arial" w:cs="Arial"/>
+          <w:b/>
+          <w:bCs/>
+          <w:sz w:val="20"/>
+          <w:szCs w:val="20"/>
+          <w:lang w:val="es-ES"/>
+        </w:rPr>
+        <w:t>ospf</w:t>
+      </w:r>
+      <w:proofErr w:type="spellEnd"/>
+      <w:r>
+        <w:rPr>
+          <w:rFonts w:ascii="Arial" w:hAnsi="Arial" w:cs="Arial"/>
+          <w:b/>
+          <w:bCs/>
+          <w:sz w:val="20"/>
+          <w:szCs w:val="20"/>
+          <w:lang w:val="es-ES"/>
+        </w:rPr>
+        <w:t xml:space="preserve"> </w:t>
       </w:r>
       <w:r>
         <w:rPr>
@@ -3329,15 +3748,47 @@
         </w:rPr>
         <w:t xml:space="preserve">: </w:t>
       </w:r>
-      <w:r>
-        <w:rPr>
-          <w:rFonts w:ascii="Arial" w:hAnsi="Arial" w:cs="Arial"/>
-          <w:b/>
-          <w:bCs/>
-          <w:lang w:val="es-ES"/>
-        </w:rPr>
-        <w:t xml:space="preserve">sh ip </w:t>
-      </w:r>
+      <w:proofErr w:type="spellStart"/>
+      <w:r>
+        <w:rPr>
+          <w:rFonts w:ascii="Arial" w:hAnsi="Arial" w:cs="Arial"/>
+          <w:b/>
+          <w:bCs/>
+          <w:lang w:val="es-ES"/>
+        </w:rPr>
+        <w:t>sh</w:t>
+      </w:r>
+      <w:proofErr w:type="spellEnd"/>
+      <w:r>
+        <w:rPr>
+          <w:rFonts w:ascii="Arial" w:hAnsi="Arial" w:cs="Arial"/>
+          <w:b/>
+          <w:bCs/>
+          <w:lang w:val="es-ES"/>
+        </w:rPr>
+        <w:t xml:space="preserve"> </w:t>
+      </w:r>
+      <w:proofErr w:type="spellStart"/>
+      <w:r>
+        <w:rPr>
+          <w:rFonts w:ascii="Arial" w:hAnsi="Arial" w:cs="Arial"/>
+          <w:b/>
+          <w:bCs/>
+          <w:lang w:val="es-ES"/>
+        </w:rPr>
+        <w:t>ip</w:t>
+      </w:r>
+      <w:proofErr w:type="spellEnd"/>
+      <w:r>
+        <w:rPr>
+          <w:rFonts w:ascii="Arial" w:hAnsi="Arial" w:cs="Arial"/>
+          <w:b/>
+          <w:bCs/>
+          <w:lang w:val="es-ES"/>
+        </w:rPr>
+        <w:t xml:space="preserve"> </w:t>
+      </w:r>
+      <w:proofErr w:type="spellStart"/>
       <w:r>
         <w:rPr>
           <w:rFonts w:ascii="Arial" w:hAnsi="Arial" w:cs="Arial"/>
@@ -3347,6 +3798,7 @@
         </w:rPr>
         <w:t>route</w:t>
       </w:r>
+      <w:proofErr w:type="spellEnd"/>
     </w:p>
     <w:p>
       <w:pPr>
@@ -3367,7 +3819,27 @@
           <w:szCs w:val="20"/>
           <w:lang w:val="es-ES"/>
         </w:rPr>
-        <w:t xml:space="preserve">El router </w:t>
+        <w:t xml:space="preserve">El </w:t>
+      </w:r>
+      <w:proofErr w:type="spellStart"/>
+      <w:r>
+        <w:rPr>
+          <w:rFonts w:ascii="Arial" w:hAnsi="Arial" w:cs="Arial"/>
+          <w:sz w:val="20"/>
+          <w:szCs w:val="20"/>
+          <w:lang w:val="es-ES"/>
+        </w:rPr>
+        <w:t>router</w:t>
+      </w:r>
+      <w:proofErr w:type="spellEnd"/>
+      <w:r>
+        <w:rPr>
+          <w:rFonts w:ascii="Arial" w:hAnsi="Arial" w:cs="Arial"/>
+          <w:sz w:val="20"/>
+          <w:szCs w:val="20"/>
+          <w:lang w:val="es-ES"/>
+        </w:rPr>
+        <w:t xml:space="preserve"> </w:t>
       </w:r>
       <w:r>
         <w:rPr>
@@ -3429,16 +3901,29 @@
         </w:rPr>
         <w:t xml:space="preserve">, vía la interface del </w:t>
       </w:r>
-      <w:r>
-        <w:rPr>
-          <w:rFonts w:ascii="Arial" w:hAnsi="Arial" w:cs="Arial"/>
-          <w:b/>
-          <w:bCs/>
-          <w:sz w:val="20"/>
-          <w:szCs w:val="20"/>
-          <w:lang w:val="es-ES"/>
-        </w:rPr>
-        <w:t>Tunnel 0</w:t>
+      <w:proofErr w:type="spellStart"/>
+      <w:r>
+        <w:rPr>
+          <w:rFonts w:ascii="Arial" w:hAnsi="Arial" w:cs="Arial"/>
+          <w:b/>
+          <w:bCs/>
+          <w:sz w:val="20"/>
+          <w:szCs w:val="20"/>
+          <w:lang w:val="es-ES"/>
+        </w:rPr>
+        <w:t>Tunnel</w:t>
+      </w:r>
+      <w:proofErr w:type="spellEnd"/>
+      <w:r>
+        <w:rPr>
+          <w:rFonts w:ascii="Arial" w:hAnsi="Arial" w:cs="Arial"/>
+          <w:b/>
+          <w:bCs/>
+          <w:sz w:val="20"/>
+          <w:szCs w:val="20"/>
+          <w:lang w:val="es-ES"/>
+        </w:rPr>
+        <w:t xml:space="preserve"> 0</w:t>
       </w:r>
       <w:r>
         <w:rPr>
@@ -3513,15 +3998,47 @@
         </w:rPr>
         <w:t xml:space="preserve">: </w:t>
       </w:r>
-      <w:r>
-        <w:rPr>
-          <w:rFonts w:ascii="Arial" w:hAnsi="Arial" w:cs="Arial"/>
-          <w:b/>
-          <w:bCs/>
-          <w:lang w:val="es-ES"/>
-        </w:rPr>
-        <w:t xml:space="preserve">sh ip </w:t>
-      </w:r>
+      <w:proofErr w:type="spellStart"/>
+      <w:r>
+        <w:rPr>
+          <w:rFonts w:ascii="Arial" w:hAnsi="Arial" w:cs="Arial"/>
+          <w:b/>
+          <w:bCs/>
+          <w:lang w:val="es-ES"/>
+        </w:rPr>
+        <w:t>sh</w:t>
+      </w:r>
+      <w:proofErr w:type="spellEnd"/>
+      <w:r>
+        <w:rPr>
+          <w:rFonts w:ascii="Arial" w:hAnsi="Arial" w:cs="Arial"/>
+          <w:b/>
+          <w:bCs/>
+          <w:lang w:val="es-ES"/>
+        </w:rPr>
+        <w:t xml:space="preserve"> </w:t>
+      </w:r>
+      <w:proofErr w:type="spellStart"/>
+      <w:r>
+        <w:rPr>
+          <w:rFonts w:ascii="Arial" w:hAnsi="Arial" w:cs="Arial"/>
+          <w:b/>
+          <w:bCs/>
+          <w:lang w:val="es-ES"/>
+        </w:rPr>
+        <w:t>ip</w:t>
+      </w:r>
+      <w:proofErr w:type="spellEnd"/>
+      <w:r>
+        <w:rPr>
+          <w:rFonts w:ascii="Arial" w:hAnsi="Arial" w:cs="Arial"/>
+          <w:b/>
+          <w:bCs/>
+          <w:lang w:val="es-ES"/>
+        </w:rPr>
+        <w:t xml:space="preserve"> </w:t>
+      </w:r>
+      <w:proofErr w:type="spellStart"/>
       <w:r>
         <w:rPr>
           <w:rFonts w:ascii="Arial" w:hAnsi="Arial" w:cs="Arial"/>
@@ -3531,6 +4048,7 @@
         </w:rPr>
         <w:t>route</w:t>
       </w:r>
+      <w:proofErr w:type="spellEnd"/>
     </w:p>
     <w:p>
       <w:pPr>
@@ -3551,7 +4069,27 @@
           <w:szCs w:val="20"/>
           <w:lang w:val="es-ES"/>
         </w:rPr>
-        <w:t xml:space="preserve">El router </w:t>
+        <w:t xml:space="preserve">El </w:t>
+      </w:r>
+      <w:proofErr w:type="spellStart"/>
+      <w:r>
+        <w:rPr>
+          <w:rFonts w:ascii="Arial" w:hAnsi="Arial" w:cs="Arial"/>
+          <w:sz w:val="20"/>
+          <w:szCs w:val="20"/>
+          <w:lang w:val="es-ES"/>
+        </w:rPr>
+        <w:t>router</w:t>
+      </w:r>
+      <w:proofErr w:type="spellEnd"/>
+      <w:r>
+        <w:rPr>
+          <w:rFonts w:ascii="Arial" w:hAnsi="Arial" w:cs="Arial"/>
+          <w:sz w:val="20"/>
+          <w:szCs w:val="20"/>
+          <w:lang w:val="es-ES"/>
+        </w:rPr>
+        <w:t xml:space="preserve"> </w:t>
       </w:r>
       <w:r>
         <w:rPr>
@@ -3613,6 +4151,7 @@
         </w:rPr>
         <w:t xml:space="preserve">, vía la interface del </w:t>
       </w:r>
+      <w:proofErr w:type="spellStart"/>
       <w:r>
         <w:rPr>
           <w:rFonts w:ascii="Arial" w:hAnsi="Arial" w:cs="Arial"/>
@@ -3633,7 +4172,19 @@
           <w:szCs w:val="20"/>
           <w:lang w:val="es-ES"/>
         </w:rPr>
-        <w:t>unnel 0</w:t>
+        <w:t>unnel</w:t>
+      </w:r>
+      <w:proofErr w:type="spellEnd"/>
+      <w:r>
+        <w:rPr>
+          <w:rFonts w:ascii="Arial" w:hAnsi="Arial" w:cs="Arial"/>
+          <w:b/>
+          <w:bCs/>
+          <w:sz w:val="20"/>
+          <w:szCs w:val="20"/>
+          <w:lang w:val="es-ES"/>
+        </w:rPr>
+        <w:t xml:space="preserve"> 0</w:t>
       </w:r>
       <w:r>
         <w:rPr>
